--- a/Depi Report.docx
+++ b/Depi Report.docx
@@ -1,6 +1,6 @@
 
 <file path=word/document.xml><?xml version="1.0" encoding="utf-8"?>
-<w:document xmlns:wpc="http://schemas.microsoft.com/office/word/2010/wordprocessingCanvas" xmlns:cx="http://schemas.microsoft.com/office/drawing/2014/chartex" xmlns:cx1="http://schemas.microsoft.com/office/drawing/2015/9/8/chartex" xmlns:cx2="http://schemas.microsoft.com/office/drawing/2015/10/21/chartex" xmlns:cx3="http://schemas.microsoft.com/office/drawing/2016/5/9/chartex" xmlns:cx4="http://schemas.microsoft.com/office/drawing/2016/5/10/chartex" xmlns:cx5="http://schemas.microsoft.com/office/drawing/2016/5/11/chartex" xmlns:cx6="http://schemas.microsoft.com/office/drawing/2016/5/12/chartex" xmlns:cx7="http://schemas.microsoft.com/office/drawing/2016/5/13/chartex" xmlns:cx8="http://schemas.microsoft.com/office/drawing/2016/5/14/chartex" xmlns:mc="http://schemas.openxmlformats.org/markup-compatibility/2006" xmlns:aink="http://schemas.microsoft.com/office/drawing/2016/ink" xmlns:am3d="http://schemas.microsoft.com/office/drawing/2017/model3d" xmlns:o="urn:schemas-microsoft-com:office:office" xmlns:oel="http://schemas.microsoft.com/office/2019/extlst" xmlns:r="http://schemas.openxmlformats.org/officeDocument/2006/relationships" xmlns:m="http://schemas.openxmlformats.org/officeDocument/2006/math" xmlns:v="urn:schemas-microsoft-com:vml" xmlns:wp14="http://schemas.microsoft.com/office/word/2010/wordprocessingDrawing" xmlns:wp="http://schemas.openxmlformats.org/drawingml/2006/wordprocessingDrawing" xmlns:w10="urn:schemas-microsoft-com:office:word" xmlns:w="http://schemas.openxmlformats.org/wordprocessingml/2006/main" xmlns:w14="http://schemas.microsoft.com/office/word/2010/wordml" xmlns:w15="http://schemas.microsoft.com/office/word/2012/wordml" xmlns:w16cex="http://schemas.microsoft.com/office/word/2018/wordml/cex" xmlns:w16cid="http://schemas.microsoft.com/office/word/2016/wordml/cid" xmlns:w16="http://schemas.microsoft.com/office/word/2018/wordml" xmlns:w16du="http://schemas.microsoft.com/office/word/2023/wordml/word16du" xmlns:w16sdtdh="http://schemas.microsoft.com/office/word/2020/wordml/sdtdatahash" xmlns:w16sdtfl="http://schemas.microsoft.com/office/word/2024/wordml/sdtformatlock" xmlns:w16se="http://schemas.microsoft.com/office/word/2015/wordml/symex" xmlns:wpg="http://schemas.microsoft.com/office/word/2010/wordprocessingGroup" xmlns:wpi="http://schemas.microsoft.com/office/word/2010/wordprocessingInk" xmlns:wne="http://schemas.microsoft.com/office/word/2006/wordml" xmlns:wps="http://schemas.microsoft.com/office/word/2010/wordprocessingShape" mc:Ignorable="w14 w15 w16se w16cid w16 w16cex w16sdtdh w16sdtfl w16du wp14">
+<w:document xmlns:wpc="http://schemas.microsoft.com/office/word/2010/wordprocessingCanvas" xmlns:cx="http://schemas.microsoft.com/office/drawing/2014/chartex" xmlns:cx1="http://schemas.microsoft.com/office/drawing/2015/9/8/chartex" xmlns:cx2="http://schemas.microsoft.com/office/drawing/2015/10/21/chartex" xmlns:cx3="http://schemas.microsoft.com/office/drawing/2016/5/9/chartex" xmlns:cx4="http://schemas.microsoft.com/office/drawing/2016/5/10/chartex" xmlns:cx5="http://schemas.microsoft.com/office/drawing/2016/5/11/chartex" xmlns:cx6="http://schemas.microsoft.com/office/drawing/2016/5/12/chartex" xmlns:cx7="http://schemas.microsoft.com/office/drawing/2016/5/13/chartex" xmlns:cx8="http://schemas.microsoft.com/office/drawing/2016/5/14/chartex" xmlns:mc="http://schemas.openxmlformats.org/markup-compatibility/2006" xmlns:aink="http://schemas.microsoft.com/office/drawing/2016/ink" xmlns:am3d="http://schemas.microsoft.com/office/drawing/2017/model3d" xmlns:o="urn:schemas-microsoft-com:office:office" xmlns:r="http://schemas.openxmlformats.org/officeDocument/2006/relationships" xmlns:m="http://schemas.openxmlformats.org/officeDocument/2006/math" xmlns:v="urn:schemas-microsoft-com:vml" xmlns:wp14="http://schemas.microsoft.com/office/word/2010/wordprocessingDrawing" xmlns:wp="http://schemas.openxmlformats.org/drawingml/2006/wordprocessingDrawing" xmlns:w10="urn:schemas-microsoft-com:office:word" xmlns:w="http://schemas.openxmlformats.org/wordprocessingml/2006/main" xmlns:w14="http://schemas.microsoft.com/office/word/2010/wordml" xmlns:w15="http://schemas.microsoft.com/office/word/2012/wordml" xmlns:w16cex="http://schemas.microsoft.com/office/word/2018/wordml/cex" xmlns:w16cid="http://schemas.microsoft.com/office/word/2016/wordml/cid" xmlns:w16="http://schemas.microsoft.com/office/word/2018/wordml" xmlns:w16sdtdh="http://schemas.microsoft.com/office/word/2020/wordml/sdtdatahash" xmlns:w16se="http://schemas.microsoft.com/office/word/2015/wordml/symex" xmlns:wpg="http://schemas.microsoft.com/office/word/2010/wordprocessingGroup" xmlns:wpi="http://schemas.microsoft.com/office/word/2010/wordprocessingInk" xmlns:wne="http://schemas.microsoft.com/office/word/2006/wordml" xmlns:wps="http://schemas.microsoft.com/office/word/2010/wordprocessingShape" mc:Ignorable="w14 w15 w16se w16cid w16 w16cex w16sdtdh wp14">
   <w:body>
     <w:p>
       <w:pPr>
@@ -186,7 +186,23 @@
           <w:szCs w:val="40"/>
           <w:lang w:bidi="ar-EG"/>
         </w:rPr>
-        <w:t>Mayam Khal</w:t>
+        <w:t>Ma</w:t>
+      </w:r>
+      <w:r>
+        <w:rPr>
+          <w:sz w:val="40"/>
+          <w:szCs w:val="40"/>
+          <w:lang w:bidi="ar-EG"/>
+        </w:rPr>
+        <w:t>r</w:t>
+      </w:r>
+      <w:r>
+        <w:rPr>
+          <w:sz w:val="40"/>
+          <w:szCs w:val="40"/>
+          <w:lang w:bidi="ar-EG"/>
+        </w:rPr>
+        <w:t>yam Khal</w:t>
       </w:r>
       <w:r>
         <w:rPr>
@@ -671,35 +687,7 @@
         <w:rPr>
           <w:lang w:bidi="ar-EG"/>
         </w:rPr>
-        <w:t xml:space="preserve">This project focuses on analyzing large public transport datasets </w:t>
-      </w:r>
-      <w:proofErr w:type="gramStart"/>
-      <w:r>
-        <w:rPr>
-          <w:lang w:bidi="ar-EG"/>
-        </w:rPr>
-        <w:t>in order to</w:t>
-      </w:r>
-      <w:proofErr w:type="gramEnd"/>
-      <w:r>
-        <w:rPr>
-          <w:lang w:bidi="ar-EG"/>
-        </w:rPr>
-        <w:t xml:space="preserve"> gain meaningful insights. The analysis is performed using cloud data warehouse platforms such as Snowflake, Amazon Redshift, or Google </w:t>
-      </w:r>
-      <w:proofErr w:type="spellStart"/>
-      <w:r>
-        <w:rPr>
-          <w:lang w:bidi="ar-EG"/>
-        </w:rPr>
-        <w:t>BigQuery</w:t>
-      </w:r>
-      <w:proofErr w:type="spellEnd"/>
-      <w:r>
-        <w:rPr>
-          <w:lang w:bidi="ar-EG"/>
-        </w:rPr>
-        <w:t>, which provide scalable storage and efficient querying capabilities for large datasets.</w:t>
+        <w:t>This project focuses on analyzing large public transport datasets in order to gain meaningful insights. The analysis is performed using cloud data warehouse platforms such as Snowflake, Amazon Redshift, or Google BigQuery, which provide scalable storage and efficient querying capabilities for large datasets.</w:t>
       </w:r>
     </w:p>
     <w:p>
@@ -942,19 +930,11 @@
           <w:lang w:bidi="ar-EG"/>
         </w:rPr>
       </w:pPr>
-      <w:proofErr w:type="spellStart"/>
-      <w:r>
-        <w:rPr>
-          <w:lang w:bidi="ar-EG"/>
-        </w:rPr>
-        <w:t>MLOps</w:t>
-      </w:r>
-      <w:proofErr w:type="spellEnd"/>
-      <w:r>
-        <w:rPr>
-          <w:lang w:bidi="ar-EG"/>
-        </w:rPr>
-        <w:t xml:space="preserve"> / Monitoring / Automation</w:t>
+      <w:r>
+        <w:rPr>
+          <w:lang w:bidi="ar-EG"/>
+        </w:rPr>
+        <w:t>MLOps / Monitoring / Automation</w:t>
       </w:r>
     </w:p>
     <w:p>
@@ -1255,21 +1235,7 @@
         <w:rPr>
           <w:lang w:bidi="ar-EG"/>
         </w:rPr>
-        <w:t xml:space="preserve">Load cleaned data into cloud data warehouses such as </w:t>
-      </w:r>
-      <w:proofErr w:type="spellStart"/>
-      <w:r>
-        <w:rPr>
-          <w:lang w:bidi="ar-EG"/>
-        </w:rPr>
-        <w:t>BigQuery</w:t>
-      </w:r>
-      <w:proofErr w:type="spellEnd"/>
-      <w:r>
-        <w:rPr>
-          <w:lang w:bidi="ar-EG"/>
-        </w:rPr>
-        <w:t>, Snowflake, or Redshift</w:t>
+        <w:t>Load cleaned data into cloud data warehouses such as BigQuery, Snowflake, or Redshift</w:t>
       </w:r>
     </w:p>
     <w:p>
@@ -1320,21 +1286,7 @@
         <w:rPr>
           <w:lang w:bidi="ar-EG"/>
         </w:rPr>
-        <w:t xml:space="preserve">Milestone 4: </w:t>
-      </w:r>
-      <w:proofErr w:type="spellStart"/>
-      <w:r>
-        <w:rPr>
-          <w:lang w:bidi="ar-EG"/>
-        </w:rPr>
-        <w:t>MLOps</w:t>
-      </w:r>
-      <w:proofErr w:type="spellEnd"/>
-      <w:r>
-        <w:rPr>
-          <w:lang w:bidi="ar-EG"/>
-        </w:rPr>
-        <w:t xml:space="preserve"> / Monitoring / Automation</w:t>
+        <w:t>Milestone 4: MLOps / Monitoring / Automation</w:t>
       </w:r>
     </w:p>
     <w:p>
@@ -1462,7 +1414,734 @@
     </w:p>
     <w:p>
       <w:pPr>
+        <w:rPr>
+          <w:rtl/>
+          <w:lang w:bidi="ar-EG"/>
+        </w:rPr>
+      </w:pPr>
+    </w:p>
+    <w:p>
+      <w:pPr>
+        <w:rPr>
+          <w:rtl/>
+          <w:lang w:bidi="ar-EG"/>
+        </w:rPr>
+      </w:pPr>
+    </w:p>
+    <w:p>
+      <w:pPr>
+        <w:rPr>
+          <w:rtl/>
+          <w:lang w:bidi="ar-EG"/>
+        </w:rPr>
+      </w:pPr>
+    </w:p>
+    <w:p>
+      <w:pPr>
+        <w:rPr>
+          <w:rtl/>
+          <w:lang w:bidi="ar-EG"/>
+        </w:rPr>
+      </w:pPr>
+    </w:p>
+    <w:p>
+      <w:pPr>
+        <w:rPr>
+          <w:rtl/>
+          <w:lang w:bidi="ar-EG"/>
+        </w:rPr>
+      </w:pPr>
+    </w:p>
+    <w:p>
+      <w:pPr>
+        <w:pStyle w:val="Heading2"/>
+        <w:rPr>
+          <w:rtl/>
+          <w:lang w:bidi="ar-EG"/>
+        </w:rPr>
+      </w:pPr>
+      <w:r>
+        <w:rPr>
+          <w:rFonts w:hint="cs"/>
+          <w:rtl/>
+          <w:lang w:bidi="ar-EG"/>
+        </w:rPr>
+        <w:lastRenderedPageBreak/>
+        <w:t xml:space="preserve"> 1.6</w:t>
+      </w:r>
+      <w:r>
+        <w:rPr>
+          <w:lang w:bidi="ar-EG"/>
+        </w:rPr>
+        <w:t>Team Roles and Responsibilities:</w:t>
+      </w:r>
+      <w:r>
+        <w:rPr>
+          <w:lang w:bidi="ar-EG"/>
+        </w:rPr>
+        <w:t xml:space="preserve"> </w:t>
+      </w:r>
+      <w:r>
+        <w:rPr>
+          <w:color w:val="EE0000"/>
+          <w:lang w:bidi="ar-EG"/>
+        </w:rPr>
+        <w:t>(We will modify it.</w:t>
+      </w:r>
+      <w:r>
+        <w:rPr>
+          <w:rFonts w:hint="cs"/>
+          <w:color w:val="EE0000"/>
+          <w:rtl/>
+          <w:lang w:bidi="ar-EG"/>
+        </w:rPr>
+        <w:t>(</w:t>
+      </w:r>
+    </w:p>
+    <w:p>
+      <w:pPr>
+        <w:rPr>
+          <w:lang w:bidi="ar-EG"/>
+        </w:rPr>
+      </w:pPr>
+      <w:r>
+        <w:rPr>
+          <w:b/>
+          <w:bCs/>
+          <w:lang w:bidi="ar-EG"/>
+        </w:rPr>
+        <w:t>Data Engineer:</w:t>
+      </w:r>
+      <w:r>
+        <w:rPr>
+          <w:lang w:bidi="ar-EG"/>
+        </w:rPr>
+        <w:br/>
+        <w:t>Responsible for ingesting transport CSV datasets, performing preprocessing tasks, and loading data into the cloud data warehouse.</w:t>
+      </w:r>
+    </w:p>
+    <w:p>
+      <w:pPr>
+        <w:rPr>
+          <w:lang w:bidi="ar-EG"/>
+        </w:rPr>
+      </w:pPr>
+      <w:r>
+        <w:rPr>
+          <w:b/>
+          <w:bCs/>
+          <w:lang w:bidi="ar-EG"/>
+        </w:rPr>
+        <w:t>Data Analyst:</w:t>
+      </w:r>
+      <w:r>
+        <w:rPr>
+          <w:lang w:bidi="ar-EG"/>
+        </w:rPr>
+        <w:br/>
+        <w:t>Responsible for exploring the dataset, writing SQL queries, and analyzing transport trends and patterns.</w:t>
+      </w:r>
+    </w:p>
+    <w:p>
+      <w:pPr>
+        <w:rPr>
+          <w:lang w:bidi="ar-EG"/>
+        </w:rPr>
+      </w:pPr>
+      <w:r>
+        <w:rPr>
+          <w:b/>
+          <w:bCs/>
+          <w:lang w:bidi="ar-EG"/>
+        </w:rPr>
+        <w:t>BI Developer:</w:t>
+      </w:r>
+      <w:r>
+        <w:rPr>
+          <w:lang w:bidi="ar-EG"/>
+        </w:rPr>
+        <w:br/>
+        <w:t>Responsible for creating visual representations of the analyzed data and building interactive dashboards for presentation.</w:t>
+      </w:r>
+    </w:p>
+    <w:p>
+      <w:pPr>
+        <w:rPr>
+          <w:lang w:bidi="ar-EG"/>
+        </w:rPr>
+      </w:pPr>
+      <w:r>
+        <w:rPr>
+          <w:b/>
+          <w:bCs/>
+          <w:lang w:bidi="ar-EG"/>
+        </w:rPr>
+        <w:t>Project Manager:</w:t>
+      </w:r>
+      <w:r>
+        <w:rPr>
+          <w:lang w:bidi="ar-EG"/>
+        </w:rPr>
+        <w:br/>
+        <w:t>Responsible for managing the overall workflow, ensuring milestone completion, and coordinating between team members.</w:t>
+      </w:r>
+    </w:p>
+    <w:p>
+      <w:pPr>
+        <w:rPr>
+          <w:lang w:bidi="ar-EG"/>
+        </w:rPr>
+      </w:pPr>
+      <w:r>
+        <w:rPr>
+          <w:lang w:bidi="ar-EG"/>
+        </w:rPr>
+        <w:t>Each member contributes according to their role to ensure successful completion of all project milestones.</w:t>
+      </w:r>
+    </w:p>
+    <w:p>
+      <w:pPr>
+        <w:pStyle w:val="Heading2"/>
+        <w:rPr>
+          <w:lang w:bidi="ar-EG"/>
+        </w:rPr>
+      </w:pPr>
+      <w:r>
+        <w:rPr>
+          <w:rFonts w:hint="cs"/>
+          <w:rtl/>
+          <w:lang w:bidi="ar-EG"/>
+        </w:rPr>
+        <w:t xml:space="preserve"> 1.7</w:t>
+      </w:r>
+      <w:r>
+        <w:rPr>
+          <w:lang w:bidi="ar-EG"/>
+        </w:rPr>
+        <w:t>Risk Assessment &amp; Mitigation Plan</w:t>
+      </w:r>
+      <w:r>
+        <w:rPr>
+          <w:rFonts w:hint="cs"/>
+          <w:rtl/>
+          <w:lang w:bidi="ar-EG"/>
+        </w:rPr>
+        <w:t>:</w:t>
+      </w:r>
+    </w:p>
+    <w:p>
+      <w:pPr>
+        <w:pStyle w:val="Heading3"/>
+        <w:rPr>
+          <w:lang w:bidi="ar-EG"/>
+        </w:rPr>
+      </w:pPr>
+      <w:r>
+        <w:rPr>
+          <w:lang w:bidi="ar-EG"/>
+        </w:rPr>
+        <w:t>Risks:</w:t>
+      </w:r>
+    </w:p>
+    <w:p>
+      <w:pPr>
         <w:pStyle w:val="ListParagraph"/>
+        <w:numPr>
+          <w:ilvl w:val="0"/>
+          <w:numId w:val="11"/>
+        </w:numPr>
+        <w:rPr>
+          <w:lang w:bidi="ar-EG"/>
+        </w:rPr>
+      </w:pPr>
+      <w:r>
+        <w:rPr>
+          <w:b/>
+          <w:bCs/>
+          <w:lang w:bidi="ar-EG"/>
+        </w:rPr>
+        <w:t>Data Ingestion Issues:</w:t>
+      </w:r>
+      <w:r>
+        <w:rPr>
+          <w:lang w:bidi="ar-EG"/>
+        </w:rPr>
+        <w:br/>
+        <w:t>Problems may occur while loading CSV datasets into the system.</w:t>
+      </w:r>
+    </w:p>
+    <w:p>
+      <w:pPr>
+        <w:pStyle w:val="ListParagraph"/>
+        <w:numPr>
+          <w:ilvl w:val="0"/>
+          <w:numId w:val="11"/>
+        </w:numPr>
+        <w:rPr>
+          <w:lang w:bidi="ar-EG"/>
+        </w:rPr>
+      </w:pPr>
+      <w:r>
+        <w:rPr>
+          <w:b/>
+          <w:bCs/>
+          <w:lang w:bidi="ar-EG"/>
+        </w:rPr>
+        <w:t>Data Quality Problems:</w:t>
+      </w:r>
+      <w:r>
+        <w:rPr>
+          <w:lang w:bidi="ar-EG"/>
+        </w:rPr>
+        <w:br/>
+        <w:t>Missing values or inconsistent data may affect analysis results.</w:t>
+      </w:r>
+    </w:p>
+    <w:p>
+      <w:pPr>
+        <w:pStyle w:val="ListParagraph"/>
+        <w:numPr>
+          <w:ilvl w:val="0"/>
+          <w:numId w:val="11"/>
+        </w:numPr>
+        <w:rPr>
+          <w:lang w:bidi="ar-EG"/>
+        </w:rPr>
+      </w:pPr>
+      <w:r>
+        <w:rPr>
+          <w:b/>
+          <w:bCs/>
+          <w:lang w:bidi="ar-EG"/>
+        </w:rPr>
+        <w:t>Query Execution Errors:</w:t>
+      </w:r>
+      <w:r>
+        <w:rPr>
+          <w:lang w:bidi="ar-EG"/>
+        </w:rPr>
+        <w:br/>
+        <w:t>Incorrect SQL queries may lead to wrong analytical results.</w:t>
+      </w:r>
+    </w:p>
+    <w:p>
+      <w:pPr>
+        <w:pStyle w:val="ListParagraph"/>
+        <w:numPr>
+          <w:ilvl w:val="0"/>
+          <w:numId w:val="11"/>
+        </w:numPr>
+        <w:rPr>
+          <w:lang w:bidi="ar-EG"/>
+        </w:rPr>
+      </w:pPr>
+      <w:r>
+        <w:rPr>
+          <w:b/>
+          <w:bCs/>
+          <w:lang w:bidi="ar-EG"/>
+        </w:rPr>
+        <w:t>Deployment Challenges:</w:t>
+      </w:r>
+      <w:r>
+        <w:rPr>
+          <w:lang w:bidi="ar-EG"/>
+        </w:rPr>
+        <w:br/>
+        <w:t>Issues may arise during batch loading into cloud data warehouses.</w:t>
+      </w:r>
+    </w:p>
+    <w:p>
+      <w:pPr>
+        <w:pStyle w:val="ListParagraph"/>
+        <w:numPr>
+          <w:ilvl w:val="0"/>
+          <w:numId w:val="11"/>
+        </w:numPr>
+        <w:rPr>
+          <w:lang w:bidi="ar-EG"/>
+        </w:rPr>
+      </w:pPr>
+      <w:r>
+        <w:rPr>
+          <w:b/>
+          <w:bCs/>
+          <w:lang w:bidi="ar-EG"/>
+        </w:rPr>
+        <w:t>Automation Failures:</w:t>
+      </w:r>
+      <w:r>
+        <w:rPr>
+          <w:lang w:bidi="ar-EG"/>
+        </w:rPr>
+        <w:br/>
+        <w:t>Scheduled query refresh may fail or not execute properly.</w:t>
+      </w:r>
+    </w:p>
+    <w:p>
+      <w:pPr>
+        <w:pStyle w:val="Heading3"/>
+        <w:rPr>
+          <w:lang w:bidi="ar-EG"/>
+        </w:rPr>
+      </w:pPr>
+      <w:r>
+        <w:rPr>
+          <w:lang w:bidi="ar-EG"/>
+        </w:rPr>
+        <w:t>Mitigation Plan:</w:t>
+      </w:r>
+    </w:p>
+    <w:p>
+      <w:pPr>
+        <w:pStyle w:val="ListParagraph"/>
+        <w:numPr>
+          <w:ilvl w:val="0"/>
+          <w:numId w:val="12"/>
+        </w:numPr>
+        <w:rPr>
+          <w:lang w:bidi="ar-EG"/>
+        </w:rPr>
+      </w:pPr>
+      <w:r>
+        <w:rPr>
+          <w:lang w:bidi="ar-EG"/>
+        </w:rPr>
+        <w:t>Validate data before and after ingestion</w:t>
+      </w:r>
+    </w:p>
+    <w:p>
+      <w:pPr>
+        <w:pStyle w:val="ListParagraph"/>
+        <w:numPr>
+          <w:ilvl w:val="0"/>
+          <w:numId w:val="12"/>
+        </w:numPr>
+        <w:rPr>
+          <w:lang w:bidi="ar-EG"/>
+        </w:rPr>
+      </w:pPr>
+      <w:r>
+        <w:rPr>
+          <w:lang w:bidi="ar-EG"/>
+        </w:rPr>
+        <w:t>Apply proper preprocessing techniques to clean data</w:t>
+      </w:r>
+    </w:p>
+    <w:p>
+      <w:pPr>
+        <w:pStyle w:val="ListParagraph"/>
+        <w:numPr>
+          <w:ilvl w:val="0"/>
+          <w:numId w:val="12"/>
+        </w:numPr>
+        <w:rPr>
+          <w:lang w:bidi="ar-EG"/>
+        </w:rPr>
+      </w:pPr>
+      <w:r>
+        <w:rPr>
+          <w:lang w:bidi="ar-EG"/>
+        </w:rPr>
+        <w:t>Test SQL queries before final execution</w:t>
+      </w:r>
+    </w:p>
+    <w:p>
+      <w:pPr>
+        <w:pStyle w:val="ListParagraph"/>
+        <w:numPr>
+          <w:ilvl w:val="0"/>
+          <w:numId w:val="12"/>
+        </w:numPr>
+        <w:rPr>
+          <w:lang w:bidi="ar-EG"/>
+        </w:rPr>
+      </w:pPr>
+      <w:r>
+        <w:rPr>
+          <w:lang w:bidi="ar-EG"/>
+        </w:rPr>
+        <w:t>Monitor batch processing during deployment</w:t>
+      </w:r>
+    </w:p>
+    <w:p>
+      <w:pPr>
+        <w:pStyle w:val="ListParagraph"/>
+        <w:numPr>
+          <w:ilvl w:val="0"/>
+          <w:numId w:val="12"/>
+        </w:numPr>
+        <w:rPr>
+          <w:lang w:bidi="ar-EG"/>
+        </w:rPr>
+      </w:pPr>
+      <w:r>
+        <w:rPr>
+          <w:lang w:bidi="ar-EG"/>
+        </w:rPr>
+        <w:t>Ensure automation schedules are properly configured and tested</w:t>
+      </w:r>
+    </w:p>
+    <w:p>
+      <w:pPr>
+        <w:pStyle w:val="Heading2"/>
+        <w:rPr>
+          <w:lang w:bidi="ar-EG"/>
+        </w:rPr>
+      </w:pPr>
+      <w:r>
+        <w:rPr>
+          <w:lang w:bidi="ar-EG"/>
+        </w:rPr>
+        <w:lastRenderedPageBreak/>
+        <w:t xml:space="preserve">1.8 </w:t>
+      </w:r>
+      <w:proofErr w:type="gramStart"/>
+      <w:r>
+        <w:rPr>
+          <w:lang w:bidi="ar-EG"/>
+        </w:rPr>
+        <w:t>KPIs</w:t>
+      </w:r>
+      <w:r>
+        <w:rPr>
+          <w:lang w:bidi="ar-EG"/>
+        </w:rPr>
+        <w:t xml:space="preserve"> :</w:t>
+      </w:r>
+      <w:proofErr w:type="gramEnd"/>
+    </w:p>
+    <w:p>
+      <w:pPr>
+        <w:pStyle w:val="Heading3"/>
+        <w:rPr>
+          <w:lang w:bidi="ar-EG"/>
+        </w:rPr>
+      </w:pPr>
+      <w:r>
+        <w:rPr>
+          <w:lang w:bidi="ar-EG"/>
+        </w:rPr>
+        <w:t>Technical KPIs:</w:t>
+      </w:r>
+    </w:p>
+    <w:p>
+      <w:pPr>
+        <w:pStyle w:val="ListParagraph"/>
+        <w:numPr>
+          <w:ilvl w:val="0"/>
+          <w:numId w:val="13"/>
+        </w:numPr>
+        <w:rPr>
+          <w:lang w:bidi="ar-EG"/>
+        </w:rPr>
+      </w:pPr>
+      <w:r>
+        <w:rPr>
+          <w:lang w:bidi="ar-EG"/>
+        </w:rPr>
+        <w:t>Successful ingestion of all transport CSV datasets</w:t>
+      </w:r>
+    </w:p>
+    <w:p>
+      <w:pPr>
+        <w:pStyle w:val="ListParagraph"/>
+        <w:numPr>
+          <w:ilvl w:val="0"/>
+          <w:numId w:val="13"/>
+        </w:numPr>
+        <w:rPr>
+          <w:lang w:bidi="ar-EG"/>
+        </w:rPr>
+      </w:pPr>
+      <w:r>
+        <w:rPr>
+          <w:lang w:bidi="ar-EG"/>
+        </w:rPr>
+        <w:t>Accurate preprocessing and cleaning of data</w:t>
+      </w:r>
+    </w:p>
+    <w:p>
+      <w:pPr>
+        <w:pStyle w:val="ListParagraph"/>
+        <w:numPr>
+          <w:ilvl w:val="0"/>
+          <w:numId w:val="13"/>
+        </w:numPr>
+        <w:rPr>
+          <w:lang w:bidi="ar-EG"/>
+        </w:rPr>
+      </w:pPr>
+      <w:r>
+        <w:rPr>
+          <w:lang w:bidi="ar-EG"/>
+        </w:rPr>
+        <w:t>Correct execution of SQL analytical queries</w:t>
+      </w:r>
+    </w:p>
+    <w:p>
+      <w:pPr>
+        <w:pStyle w:val="ListParagraph"/>
+        <w:numPr>
+          <w:ilvl w:val="0"/>
+          <w:numId w:val="13"/>
+        </w:numPr>
+        <w:rPr>
+          <w:lang w:bidi="ar-EG"/>
+        </w:rPr>
+      </w:pPr>
+      <w:r>
+        <w:rPr>
+          <w:lang w:bidi="ar-EG"/>
+        </w:rPr>
+        <w:t>Successful deployment into cloud data warehouse</w:t>
+      </w:r>
+    </w:p>
+    <w:p>
+      <w:pPr>
+        <w:pStyle w:val="Heading3"/>
+        <w:rPr>
+          <w:lang w:bidi="ar-EG"/>
+        </w:rPr>
+      </w:pPr>
+      <w:r>
+        <w:rPr>
+          <w:lang w:bidi="ar-EG"/>
+        </w:rPr>
+        <w:t>System KPIs:</w:t>
+      </w:r>
+    </w:p>
+    <w:p>
+      <w:pPr>
+        <w:pStyle w:val="ListParagraph"/>
+        <w:numPr>
+          <w:ilvl w:val="0"/>
+          <w:numId w:val="14"/>
+        </w:numPr>
+        <w:rPr>
+          <w:lang w:bidi="ar-EG"/>
+        </w:rPr>
+      </w:pPr>
+      <w:r>
+        <w:rPr>
+          <w:lang w:bidi="ar-EG"/>
+        </w:rPr>
+        <w:t>Successful batch processing without failures</w:t>
+      </w:r>
+    </w:p>
+    <w:p>
+      <w:pPr>
+        <w:pStyle w:val="ListParagraph"/>
+        <w:numPr>
+          <w:ilvl w:val="0"/>
+          <w:numId w:val="14"/>
+        </w:numPr>
+        <w:rPr>
+          <w:lang w:bidi="ar-EG"/>
+        </w:rPr>
+      </w:pPr>
+      <w:r>
+        <w:rPr>
+          <w:lang w:bidi="ar-EG"/>
+        </w:rPr>
+        <w:t>Proper execution of automated query refresh schedules</w:t>
+      </w:r>
+    </w:p>
+    <w:p>
+      <w:pPr>
+        <w:pStyle w:val="ListParagraph"/>
+        <w:numPr>
+          <w:ilvl w:val="0"/>
+          <w:numId w:val="14"/>
+        </w:numPr>
+        <w:rPr>
+          <w:lang w:bidi="ar-EG"/>
+        </w:rPr>
+      </w:pPr>
+      <w:r>
+        <w:rPr>
+          <w:lang w:bidi="ar-EG"/>
+        </w:rPr>
+        <w:t>Stable performance of data warehouse queries</w:t>
+      </w:r>
+    </w:p>
+    <w:p>
+      <w:pPr>
+        <w:pStyle w:val="Heading3"/>
+        <w:rPr>
+          <w:lang w:bidi="ar-EG"/>
+        </w:rPr>
+      </w:pPr>
+      <w:r>
+        <w:rPr>
+          <w:lang w:bidi="ar-EG"/>
+        </w:rPr>
+        <w:t>Output KPIs:</w:t>
+      </w:r>
+    </w:p>
+    <w:p>
+      <w:pPr>
+        <w:pStyle w:val="ListParagraph"/>
+        <w:numPr>
+          <w:ilvl w:val="0"/>
+          <w:numId w:val="15"/>
+        </w:numPr>
+        <w:rPr>
+          <w:lang w:bidi="ar-EG"/>
+        </w:rPr>
+      </w:pPr>
+      <w:r>
+        <w:rPr>
+          <w:lang w:bidi="ar-EG"/>
+        </w:rPr>
+        <w:t>Clear identification of transport trends and patterns</w:t>
+      </w:r>
+    </w:p>
+    <w:p>
+      <w:pPr>
+        <w:pStyle w:val="ListParagraph"/>
+        <w:numPr>
+          <w:ilvl w:val="0"/>
+          <w:numId w:val="15"/>
+        </w:numPr>
+        <w:rPr>
+          <w:lang w:bidi="ar-EG"/>
+        </w:rPr>
+      </w:pPr>
+      <w:r>
+        <w:rPr>
+          <w:lang w:bidi="ar-EG"/>
+        </w:rPr>
+        <w:t>Accurate analytical results from queries</w:t>
+      </w:r>
+    </w:p>
+    <w:p>
+      <w:pPr>
+        <w:pStyle w:val="ListParagraph"/>
+        <w:numPr>
+          <w:ilvl w:val="0"/>
+          <w:numId w:val="15"/>
+        </w:numPr>
+        <w:rPr>
+          <w:lang w:bidi="ar-EG"/>
+        </w:rPr>
+      </w:pPr>
+      <w:r>
+        <w:rPr>
+          <w:lang w:bidi="ar-EG"/>
+        </w:rPr>
+        <w:t>Successful visualization of processed data</w:t>
+      </w:r>
+    </w:p>
+    <w:p>
+      <w:pPr>
+        <w:rPr>
+          <w:lang w:bidi="ar-EG"/>
+        </w:rPr>
+      </w:pPr>
+    </w:p>
+    <w:p>
+      <w:pPr>
         <w:rPr>
           <w:lang w:bidi="ar-EG"/>
         </w:rPr>
@@ -1472,19 +2151,12 @@
           <w:noProof/>
           <w:lang w:bidi="ar-EG"/>
         </w:rPr>
+        <w:lastRenderedPageBreak/>
         <w:drawing>
-          <wp:anchor distT="0" distB="0" distL="114300" distR="114300" simplePos="0" relativeHeight="251659264" behindDoc="1" locked="0" layoutInCell="1" allowOverlap="1" wp14:anchorId="61395871" wp14:editId="2F2747B6">
-            <wp:simplePos x="0" y="0"/>
-            <wp:positionH relativeFrom="margin">
-              <wp:align>center</wp:align>
-            </wp:positionH>
-            <wp:positionV relativeFrom="paragraph">
-              <wp:posOffset>120362</wp:posOffset>
-            </wp:positionV>
-            <wp:extent cx="4364182" cy="2468900"/>
-            <wp:effectExtent l="0" t="0" r="0" b="7620"/>
-            <wp:wrapNone/>
-            <wp:docPr id="1564751820" name="Picture 2"/>
+          <wp:inline distT="0" distB="0" distL="0" distR="0" wp14:anchorId="675EA136" wp14:editId="0B7FD689">
+            <wp:extent cx="5935980" cy="3337560"/>
+            <wp:effectExtent l="0" t="0" r="7620" b="0"/>
+            <wp:docPr id="1" name="Picture 1"/>
             <wp:cNvGraphicFramePr>
               <a:graphicFrameLocks xmlns:a="http://schemas.openxmlformats.org/drawingml/2006/main" noChangeAspect="1"/>
             </wp:cNvGraphicFramePr>
@@ -1492,8 +2164,10 @@
               <a:graphicData uri="http://schemas.openxmlformats.org/drawingml/2006/picture">
                 <pic:pic xmlns:pic="http://schemas.openxmlformats.org/drawingml/2006/picture">
                   <pic:nvPicPr>
-                    <pic:cNvPr id="1564751820" name="Picture 1564751820"/>
-                    <pic:cNvPicPr/>
+                    <pic:cNvPr id="0" name="Picture 1"/>
+                    <pic:cNvPicPr>
+                      <a:picLocks noChangeAspect="1" noChangeArrowheads="1"/>
+                    </pic:cNvPicPr>
                   </pic:nvPicPr>
                   <pic:blipFill>
                     <a:blip r:embed="rId8">
@@ -1503,760 +2177,683 @@
                         </a:ext>
                       </a:extLst>
                     </a:blip>
+                    <a:srcRect/>
                     <a:stretch>
                       <a:fillRect/>
                     </a:stretch>
                   </pic:blipFill>
-                  <pic:spPr>
+                  <pic:spPr bwMode="auto">
                     <a:xfrm>
                       <a:off x="0" y="0"/>
-                      <a:ext cx="4364182" cy="2468900"/>
+                      <a:ext cx="5935980" cy="3337560"/>
                     </a:xfrm>
                     <a:prstGeom prst="rect">
                       <a:avLst/>
                     </a:prstGeom>
+                    <a:noFill/>
+                    <a:ln>
+                      <a:noFill/>
+                    </a:ln>
                   </pic:spPr>
                 </pic:pic>
               </a:graphicData>
             </a:graphic>
-            <wp14:sizeRelH relativeFrom="margin">
-              <wp14:pctWidth>0</wp14:pctWidth>
-            </wp14:sizeRelH>
-            <wp14:sizeRelV relativeFrom="margin">
-              <wp14:pctHeight>0</wp14:pctHeight>
-            </wp14:sizeRelV>
-          </wp:anchor>
+          </wp:inline>
         </w:drawing>
       </w:r>
-    </w:p>
-    <w:p>
-      <w:pPr>
-        <w:rPr>
-          <w:rtl/>
-          <w:lang w:bidi="ar-EG"/>
-        </w:rPr>
-      </w:pPr>
-    </w:p>
-    <w:p>
-      <w:pPr>
-        <w:rPr>
-          <w:rtl/>
-          <w:lang w:bidi="ar-EG"/>
-        </w:rPr>
-      </w:pPr>
-    </w:p>
-    <w:p>
-      <w:pPr>
-        <w:rPr>
-          <w:rtl/>
-          <w:lang w:bidi="ar-EG"/>
-        </w:rPr>
-      </w:pPr>
-    </w:p>
-    <w:p>
-      <w:pPr>
-        <w:rPr>
-          <w:rtl/>
-          <w:lang w:bidi="ar-EG"/>
-        </w:rPr>
-      </w:pPr>
-    </w:p>
-    <w:p>
-      <w:pPr>
-        <w:rPr>
-          <w:rtl/>
-          <w:lang w:bidi="ar-EG"/>
-        </w:rPr>
-      </w:pPr>
-    </w:p>
-    <w:p>
-      <w:pPr>
-        <w:pStyle w:val="Heading2"/>
-        <w:rPr>
-          <w:rFonts w:hint="cs"/>
-          <w:rtl/>
-          <w:lang w:bidi="ar-EG"/>
-        </w:rPr>
-      </w:pPr>
-      <w:r>
-        <w:rPr>
-          <w:rFonts w:hint="cs"/>
-          <w:rtl/>
+      <w:r>
+        <w:rPr>
+          <w:noProof/>
+          <w:lang w:bidi="ar-EG"/>
+        </w:rPr>
+        <w:drawing>
+          <wp:inline distT="0" distB="0" distL="0" distR="0" wp14:anchorId="7E0A9D24" wp14:editId="6C39B25F">
+            <wp:extent cx="5935980" cy="3337560"/>
+            <wp:effectExtent l="0" t="0" r="7620" b="0"/>
+            <wp:docPr id="2" name="Picture 2"/>
+            <wp:cNvGraphicFramePr>
+              <a:graphicFrameLocks xmlns:a="http://schemas.openxmlformats.org/drawingml/2006/main" noChangeAspect="1"/>
+            </wp:cNvGraphicFramePr>
+            <a:graphic xmlns:a="http://schemas.openxmlformats.org/drawingml/2006/main">
+              <a:graphicData uri="http://schemas.openxmlformats.org/drawingml/2006/picture">
+                <pic:pic xmlns:pic="http://schemas.openxmlformats.org/drawingml/2006/picture">
+                  <pic:nvPicPr>
+                    <pic:cNvPr id="0" name="Picture 2"/>
+                    <pic:cNvPicPr>
+                      <a:picLocks noChangeAspect="1" noChangeArrowheads="1"/>
+                    </pic:cNvPicPr>
+                  </pic:nvPicPr>
+                  <pic:blipFill>
+                    <a:blip r:embed="rId9">
+                      <a:extLst>
+                        <a:ext uri="{28A0092B-C50C-407E-A947-70E740481C1C}">
+                          <a14:useLocalDpi xmlns:a14="http://schemas.microsoft.com/office/drawing/2010/main" val="0"/>
+                        </a:ext>
+                      </a:extLst>
+                    </a:blip>
+                    <a:srcRect/>
+                    <a:stretch>
+                      <a:fillRect/>
+                    </a:stretch>
+                  </pic:blipFill>
+                  <pic:spPr bwMode="auto">
+                    <a:xfrm>
+                      <a:off x="0" y="0"/>
+                      <a:ext cx="5935980" cy="3337560"/>
+                    </a:xfrm>
+                    <a:prstGeom prst="rect">
+                      <a:avLst/>
+                    </a:prstGeom>
+                    <a:noFill/>
+                    <a:ln>
+                      <a:noFill/>
+                    </a:ln>
+                  </pic:spPr>
+                </pic:pic>
+              </a:graphicData>
+            </a:graphic>
+          </wp:inline>
+        </w:drawing>
+      </w:r>
+      <w:r>
+        <w:rPr>
+          <w:noProof/>
           <w:lang w:bidi="ar-EG"/>
         </w:rPr>
         <w:lastRenderedPageBreak/>
-        <w:t xml:space="preserve"> 1.6</w:t>
-      </w:r>
-      <w:r>
-        <w:rPr>
-          <w:lang w:bidi="ar-EG"/>
-        </w:rPr>
-        <w:t>Team Roles and Responsibilities:</w:t>
-      </w:r>
-      <w:r>
-        <w:rPr>
-          <w:lang w:bidi="ar-EG"/>
-        </w:rPr>
-        <w:t xml:space="preserve"> </w:t>
-      </w:r>
-      <w:r>
-        <w:rPr>
-          <w:color w:val="EE0000"/>
-          <w:lang w:bidi="ar-EG"/>
-        </w:rPr>
-        <w:t>(</w:t>
-      </w:r>
-      <w:r>
-        <w:rPr>
-          <w:color w:val="EE0000"/>
-          <w:lang w:bidi="ar-EG"/>
-        </w:rPr>
-        <w:t>We will modify it.</w:t>
-      </w:r>
-      <w:r>
-        <w:rPr>
-          <w:rFonts w:hint="cs"/>
-          <w:color w:val="EE0000"/>
-          <w:rtl/>
-          <w:lang w:bidi="ar-EG"/>
-        </w:rPr>
-        <w:t>(</w:t>
-      </w:r>
-    </w:p>
-    <w:p>
-      <w:pPr>
-        <w:rPr>
-          <w:lang w:bidi="ar-EG"/>
-        </w:rPr>
-      </w:pPr>
-      <w:r>
-        <w:rPr>
-          <w:b/>
-          <w:bCs/>
-          <w:lang w:bidi="ar-EG"/>
-        </w:rPr>
-        <w:t>Data Engineer:</w:t>
-      </w:r>
-      <w:r>
-        <w:rPr>
-          <w:lang w:bidi="ar-EG"/>
-        </w:rPr>
-        <w:br/>
-        <w:t>Responsible for ingesting transport CSV datasets, performing preprocessing tasks, and loading data into the cloud data warehouse.</w:t>
-      </w:r>
-    </w:p>
-    <w:p>
-      <w:pPr>
-        <w:rPr>
-          <w:lang w:bidi="ar-EG"/>
-        </w:rPr>
-      </w:pPr>
-      <w:r>
-        <w:rPr>
-          <w:b/>
-          <w:bCs/>
-          <w:lang w:bidi="ar-EG"/>
-        </w:rPr>
-        <w:t>Data Analyst:</w:t>
-      </w:r>
-      <w:r>
-        <w:rPr>
-          <w:lang w:bidi="ar-EG"/>
-        </w:rPr>
-        <w:br/>
-        <w:t>Responsible for exploring the dataset, writing SQL queries, and analyzing transport trends and patterns.</w:t>
-      </w:r>
-    </w:p>
-    <w:p>
-      <w:pPr>
-        <w:rPr>
-          <w:lang w:bidi="ar-EG"/>
-        </w:rPr>
-      </w:pPr>
-      <w:r>
-        <w:rPr>
-          <w:b/>
-          <w:bCs/>
-          <w:lang w:bidi="ar-EG"/>
-        </w:rPr>
-        <w:t>BI Developer:</w:t>
-      </w:r>
-      <w:r>
-        <w:rPr>
-          <w:lang w:bidi="ar-EG"/>
-        </w:rPr>
-        <w:br/>
-        <w:t>Responsible for creating visual representations of the analyzed data and building interactive dashboards for presentation.</w:t>
-      </w:r>
-    </w:p>
-    <w:p>
-      <w:pPr>
-        <w:rPr>
-          <w:lang w:bidi="ar-EG"/>
-        </w:rPr>
-      </w:pPr>
-      <w:r>
-        <w:rPr>
-          <w:b/>
-          <w:bCs/>
-          <w:lang w:bidi="ar-EG"/>
-        </w:rPr>
-        <w:t>Project Manager:</w:t>
-      </w:r>
-      <w:r>
-        <w:rPr>
-          <w:lang w:bidi="ar-EG"/>
-        </w:rPr>
-        <w:br/>
-        <w:t>Responsible for managing the overall workflow, ensuring milestone completion, and coordinating between team members.</w:t>
-      </w:r>
-    </w:p>
-    <w:p>
-      <w:pPr>
-        <w:rPr>
-          <w:lang w:bidi="ar-EG"/>
-        </w:rPr>
-      </w:pPr>
-      <w:r>
-        <w:rPr>
-          <w:lang w:bidi="ar-EG"/>
-        </w:rPr>
-        <w:t>Each member contributes according to their role to ensure successful completion of all project milestones.</w:t>
-      </w:r>
-    </w:p>
-    <w:p>
-      <w:pPr>
-        <w:pStyle w:val="Heading2"/>
-        <w:rPr>
-          <w:lang w:bidi="ar-EG"/>
-        </w:rPr>
-      </w:pPr>
-      <w:r>
-        <w:rPr>
-          <w:rFonts w:hint="cs"/>
-          <w:rtl/>
-          <w:lang w:bidi="ar-EG"/>
-        </w:rPr>
-        <w:t xml:space="preserve"> 1.7</w:t>
-      </w:r>
-      <w:r>
-        <w:rPr>
-          <w:lang w:bidi="ar-EG"/>
-        </w:rPr>
-        <w:t>Risk Assessment &amp; Mitigation Plan</w:t>
-      </w:r>
-      <w:r>
-        <w:rPr>
-          <w:rFonts w:hint="cs"/>
-          <w:rtl/>
-          <w:lang w:bidi="ar-EG"/>
-        </w:rPr>
-        <w:t>:</w:t>
-      </w:r>
-    </w:p>
-    <w:p>
-      <w:pPr>
-        <w:pStyle w:val="Heading3"/>
-        <w:rPr>
-          <w:lang w:bidi="ar-EG"/>
-        </w:rPr>
-      </w:pPr>
-      <w:r>
-        <w:rPr>
-          <w:lang w:bidi="ar-EG"/>
-        </w:rPr>
-        <w:t>Risks:</w:t>
-      </w:r>
-    </w:p>
-    <w:p>
-      <w:pPr>
-        <w:pStyle w:val="ListParagraph"/>
-        <w:numPr>
-          <w:ilvl w:val="0"/>
-          <w:numId w:val="11"/>
-        </w:numPr>
-        <w:rPr>
-          <w:lang w:bidi="ar-EG"/>
-        </w:rPr>
-      </w:pPr>
-      <w:r>
-        <w:rPr>
-          <w:b/>
-          <w:bCs/>
-          <w:lang w:bidi="ar-EG"/>
-        </w:rPr>
-        <w:t>Data Ingestion Issues:</w:t>
-      </w:r>
-      <w:r>
-        <w:rPr>
-          <w:lang w:bidi="ar-EG"/>
-        </w:rPr>
-        <w:br/>
-        <w:t>Problems may occur while loading CSV datasets into the system.</w:t>
-      </w:r>
-    </w:p>
-    <w:p>
-      <w:pPr>
-        <w:pStyle w:val="ListParagraph"/>
-        <w:numPr>
-          <w:ilvl w:val="0"/>
-          <w:numId w:val="11"/>
-        </w:numPr>
-        <w:rPr>
-          <w:lang w:bidi="ar-EG"/>
-        </w:rPr>
-      </w:pPr>
-      <w:r>
-        <w:rPr>
-          <w:b/>
-          <w:bCs/>
-          <w:lang w:bidi="ar-EG"/>
-        </w:rPr>
-        <w:t>Data Quality Problems:</w:t>
-      </w:r>
-      <w:r>
-        <w:rPr>
-          <w:lang w:bidi="ar-EG"/>
-        </w:rPr>
-        <w:br/>
-        <w:t>Missing values or inconsistent data may affect analysis results.</w:t>
-      </w:r>
-    </w:p>
-    <w:p>
-      <w:pPr>
-        <w:pStyle w:val="ListParagraph"/>
-        <w:numPr>
-          <w:ilvl w:val="0"/>
-          <w:numId w:val="11"/>
-        </w:numPr>
-        <w:rPr>
-          <w:lang w:bidi="ar-EG"/>
-        </w:rPr>
-      </w:pPr>
-      <w:r>
-        <w:rPr>
-          <w:b/>
-          <w:bCs/>
-          <w:lang w:bidi="ar-EG"/>
-        </w:rPr>
-        <w:t>Query Execution Errors:</w:t>
-      </w:r>
-      <w:r>
-        <w:rPr>
-          <w:lang w:bidi="ar-EG"/>
-        </w:rPr>
-        <w:br/>
-        <w:t>Incorrect SQL queries may lead to wrong analytical results.</w:t>
-      </w:r>
-    </w:p>
-    <w:p>
-      <w:pPr>
-        <w:pStyle w:val="ListParagraph"/>
-        <w:numPr>
-          <w:ilvl w:val="0"/>
-          <w:numId w:val="11"/>
-        </w:numPr>
-        <w:rPr>
-          <w:lang w:bidi="ar-EG"/>
-        </w:rPr>
-      </w:pPr>
-      <w:r>
-        <w:rPr>
-          <w:b/>
-          <w:bCs/>
-          <w:lang w:bidi="ar-EG"/>
-        </w:rPr>
-        <w:t>Deployment Challenges:</w:t>
-      </w:r>
-      <w:r>
-        <w:rPr>
-          <w:lang w:bidi="ar-EG"/>
-        </w:rPr>
-        <w:br/>
-        <w:t>Issues may arise during batch loading into cloud data warehouses.</w:t>
-      </w:r>
-    </w:p>
-    <w:p>
-      <w:pPr>
-        <w:pStyle w:val="ListParagraph"/>
-        <w:numPr>
-          <w:ilvl w:val="0"/>
-          <w:numId w:val="11"/>
-        </w:numPr>
-        <w:rPr>
-          <w:lang w:bidi="ar-EG"/>
-        </w:rPr>
-      </w:pPr>
-      <w:r>
-        <w:rPr>
-          <w:b/>
-          <w:bCs/>
-          <w:lang w:bidi="ar-EG"/>
-        </w:rPr>
-        <w:t>Automation Failures:</w:t>
-      </w:r>
-      <w:r>
-        <w:rPr>
-          <w:lang w:bidi="ar-EG"/>
-        </w:rPr>
-        <w:br/>
-        <w:t>Scheduled query refresh may fail or not execute properly.</w:t>
-      </w:r>
-    </w:p>
-    <w:p>
-      <w:pPr>
-        <w:pStyle w:val="Heading3"/>
-        <w:rPr>
-          <w:lang w:bidi="ar-EG"/>
-        </w:rPr>
-      </w:pPr>
-      <w:r>
-        <w:rPr>
-          <w:lang w:bidi="ar-EG"/>
-        </w:rPr>
-        <w:t>Mitigation Plan:</w:t>
-      </w:r>
-    </w:p>
-    <w:p>
-      <w:pPr>
-        <w:pStyle w:val="ListParagraph"/>
-        <w:numPr>
-          <w:ilvl w:val="0"/>
-          <w:numId w:val="12"/>
-        </w:numPr>
-        <w:rPr>
-          <w:lang w:bidi="ar-EG"/>
-        </w:rPr>
-      </w:pPr>
-      <w:r>
-        <w:rPr>
-          <w:lang w:bidi="ar-EG"/>
-        </w:rPr>
-        <w:t>Validate data before and after ingestion</w:t>
-      </w:r>
-    </w:p>
-    <w:p>
-      <w:pPr>
-        <w:pStyle w:val="ListParagraph"/>
-        <w:numPr>
-          <w:ilvl w:val="0"/>
-          <w:numId w:val="12"/>
-        </w:numPr>
-        <w:rPr>
-          <w:lang w:bidi="ar-EG"/>
-        </w:rPr>
-      </w:pPr>
-      <w:r>
-        <w:rPr>
-          <w:lang w:bidi="ar-EG"/>
-        </w:rPr>
-        <w:t>Apply proper preprocessing techniques to clean data</w:t>
-      </w:r>
-    </w:p>
-    <w:p>
-      <w:pPr>
-        <w:pStyle w:val="ListParagraph"/>
-        <w:numPr>
-          <w:ilvl w:val="0"/>
-          <w:numId w:val="12"/>
-        </w:numPr>
-        <w:rPr>
-          <w:lang w:bidi="ar-EG"/>
-        </w:rPr>
-      </w:pPr>
-      <w:r>
-        <w:rPr>
-          <w:lang w:bidi="ar-EG"/>
-        </w:rPr>
-        <w:t>Test SQL queries before final execution</w:t>
-      </w:r>
-    </w:p>
-    <w:p>
-      <w:pPr>
-        <w:pStyle w:val="ListParagraph"/>
-        <w:numPr>
-          <w:ilvl w:val="0"/>
-          <w:numId w:val="12"/>
-        </w:numPr>
-        <w:rPr>
-          <w:lang w:bidi="ar-EG"/>
-        </w:rPr>
-      </w:pPr>
-      <w:r>
-        <w:rPr>
-          <w:lang w:bidi="ar-EG"/>
-        </w:rPr>
-        <w:t>Monitor batch processing during deployment</w:t>
-      </w:r>
-    </w:p>
-    <w:p>
-      <w:pPr>
-        <w:pStyle w:val="ListParagraph"/>
-        <w:numPr>
-          <w:ilvl w:val="0"/>
-          <w:numId w:val="12"/>
-        </w:numPr>
-        <w:rPr>
-          <w:lang w:bidi="ar-EG"/>
-        </w:rPr>
-      </w:pPr>
-      <w:r>
-        <w:rPr>
-          <w:lang w:bidi="ar-EG"/>
-        </w:rPr>
-        <w:t>Ensure automation schedules are properly configured and tested</w:t>
-      </w:r>
-    </w:p>
-    <w:p>
-      <w:pPr>
-        <w:pStyle w:val="Heading2"/>
-        <w:rPr>
-          <w:lang w:bidi="ar-EG"/>
-        </w:rPr>
-      </w:pPr>
-      <w:r>
-        <w:rPr>
+        <w:drawing>
+          <wp:inline distT="0" distB="0" distL="0" distR="0" wp14:anchorId="7C9756C7" wp14:editId="5046B084">
+            <wp:extent cx="5935980" cy="3337560"/>
+            <wp:effectExtent l="0" t="0" r="7620" b="0"/>
+            <wp:docPr id="3" name="Picture 3"/>
+            <wp:cNvGraphicFramePr>
+              <a:graphicFrameLocks xmlns:a="http://schemas.openxmlformats.org/drawingml/2006/main" noChangeAspect="1"/>
+            </wp:cNvGraphicFramePr>
+            <a:graphic xmlns:a="http://schemas.openxmlformats.org/drawingml/2006/main">
+              <a:graphicData uri="http://schemas.openxmlformats.org/drawingml/2006/picture">
+                <pic:pic xmlns:pic="http://schemas.openxmlformats.org/drawingml/2006/picture">
+                  <pic:nvPicPr>
+                    <pic:cNvPr id="0" name="Picture 3"/>
+                    <pic:cNvPicPr>
+                      <a:picLocks noChangeAspect="1" noChangeArrowheads="1"/>
+                    </pic:cNvPicPr>
+                  </pic:nvPicPr>
+                  <pic:blipFill>
+                    <a:blip r:embed="rId10">
+                      <a:extLst>
+                        <a:ext uri="{28A0092B-C50C-407E-A947-70E740481C1C}">
+                          <a14:useLocalDpi xmlns:a14="http://schemas.microsoft.com/office/drawing/2010/main" val="0"/>
+                        </a:ext>
+                      </a:extLst>
+                    </a:blip>
+                    <a:srcRect/>
+                    <a:stretch>
+                      <a:fillRect/>
+                    </a:stretch>
+                  </pic:blipFill>
+                  <pic:spPr bwMode="auto">
+                    <a:xfrm>
+                      <a:off x="0" y="0"/>
+                      <a:ext cx="5935980" cy="3337560"/>
+                    </a:xfrm>
+                    <a:prstGeom prst="rect">
+                      <a:avLst/>
+                    </a:prstGeom>
+                    <a:noFill/>
+                    <a:ln>
+                      <a:noFill/>
+                    </a:ln>
+                  </pic:spPr>
+                </pic:pic>
+              </a:graphicData>
+            </a:graphic>
+          </wp:inline>
+        </w:drawing>
+      </w:r>
+      <w:r>
+        <w:rPr>
+          <w:noProof/>
+          <w:lang w:bidi="ar-EG"/>
+        </w:rPr>
+        <w:drawing>
+          <wp:inline distT="0" distB="0" distL="0" distR="0" wp14:anchorId="4E41CE2D" wp14:editId="361CE521">
+            <wp:extent cx="5935980" cy="3337560"/>
+            <wp:effectExtent l="0" t="0" r="7620" b="0"/>
+            <wp:docPr id="4" name="Picture 4"/>
+            <wp:cNvGraphicFramePr>
+              <a:graphicFrameLocks xmlns:a="http://schemas.openxmlformats.org/drawingml/2006/main" noChangeAspect="1"/>
+            </wp:cNvGraphicFramePr>
+            <a:graphic xmlns:a="http://schemas.openxmlformats.org/drawingml/2006/main">
+              <a:graphicData uri="http://schemas.openxmlformats.org/drawingml/2006/picture">
+                <pic:pic xmlns:pic="http://schemas.openxmlformats.org/drawingml/2006/picture">
+                  <pic:nvPicPr>
+                    <pic:cNvPr id="0" name="Picture 4"/>
+                    <pic:cNvPicPr>
+                      <a:picLocks noChangeAspect="1" noChangeArrowheads="1"/>
+                    </pic:cNvPicPr>
+                  </pic:nvPicPr>
+                  <pic:blipFill>
+                    <a:blip r:embed="rId11">
+                      <a:extLst>
+                        <a:ext uri="{28A0092B-C50C-407E-A947-70E740481C1C}">
+                          <a14:useLocalDpi xmlns:a14="http://schemas.microsoft.com/office/drawing/2010/main" val="0"/>
+                        </a:ext>
+                      </a:extLst>
+                    </a:blip>
+                    <a:srcRect/>
+                    <a:stretch>
+                      <a:fillRect/>
+                    </a:stretch>
+                  </pic:blipFill>
+                  <pic:spPr bwMode="auto">
+                    <a:xfrm>
+                      <a:off x="0" y="0"/>
+                      <a:ext cx="5935980" cy="3337560"/>
+                    </a:xfrm>
+                    <a:prstGeom prst="rect">
+                      <a:avLst/>
+                    </a:prstGeom>
+                    <a:noFill/>
+                    <a:ln>
+                      <a:noFill/>
+                    </a:ln>
+                  </pic:spPr>
+                </pic:pic>
+              </a:graphicData>
+            </a:graphic>
+          </wp:inline>
+        </w:drawing>
+      </w:r>
+      <w:r>
+        <w:rPr>
+          <w:noProof/>
           <w:lang w:bidi="ar-EG"/>
         </w:rPr>
         <w:lastRenderedPageBreak/>
-        <w:t xml:space="preserve">1.8 </w:t>
-      </w:r>
-      <w:proofErr w:type="gramStart"/>
-      <w:r>
-        <w:rPr>
-          <w:lang w:bidi="ar-EG"/>
-        </w:rPr>
-        <w:t>KPIs</w:t>
-      </w:r>
-      <w:r>
-        <w:rPr>
-          <w:lang w:bidi="ar-EG"/>
-        </w:rPr>
-        <w:t xml:space="preserve"> :</w:t>
-      </w:r>
-      <w:proofErr w:type="gramEnd"/>
-    </w:p>
-    <w:p>
-      <w:pPr>
-        <w:pStyle w:val="Heading3"/>
-        <w:rPr>
-          <w:lang w:bidi="ar-EG"/>
-        </w:rPr>
-      </w:pPr>
-      <w:r>
-        <w:rPr>
-          <w:lang w:bidi="ar-EG"/>
-        </w:rPr>
-        <w:t>Technical KPIs:</w:t>
-      </w:r>
-    </w:p>
-    <w:p>
-      <w:pPr>
-        <w:pStyle w:val="ListParagraph"/>
-        <w:numPr>
-          <w:ilvl w:val="0"/>
-          <w:numId w:val="13"/>
-        </w:numPr>
-        <w:rPr>
-          <w:lang w:bidi="ar-EG"/>
-        </w:rPr>
-      </w:pPr>
-      <w:r>
-        <w:rPr>
-          <w:lang w:bidi="ar-EG"/>
-        </w:rPr>
-        <w:t>Successful ingestion of all transport CSV datasets</w:t>
-      </w:r>
-    </w:p>
-    <w:p>
-      <w:pPr>
-        <w:pStyle w:val="ListParagraph"/>
-        <w:numPr>
-          <w:ilvl w:val="0"/>
-          <w:numId w:val="13"/>
-        </w:numPr>
-        <w:rPr>
-          <w:lang w:bidi="ar-EG"/>
-        </w:rPr>
-      </w:pPr>
-      <w:r>
-        <w:rPr>
-          <w:lang w:bidi="ar-EG"/>
-        </w:rPr>
-        <w:t>Accurate preprocessing and cleaning of data</w:t>
-      </w:r>
-    </w:p>
-    <w:p>
-      <w:pPr>
-        <w:pStyle w:val="ListParagraph"/>
-        <w:numPr>
-          <w:ilvl w:val="0"/>
-          <w:numId w:val="13"/>
-        </w:numPr>
-        <w:rPr>
-          <w:lang w:bidi="ar-EG"/>
-        </w:rPr>
-      </w:pPr>
-      <w:r>
-        <w:rPr>
-          <w:lang w:bidi="ar-EG"/>
-        </w:rPr>
-        <w:t>Correct execution of SQL analytical queries</w:t>
-      </w:r>
-    </w:p>
-    <w:p>
-      <w:pPr>
-        <w:pStyle w:val="ListParagraph"/>
-        <w:numPr>
-          <w:ilvl w:val="0"/>
-          <w:numId w:val="13"/>
-        </w:numPr>
-        <w:rPr>
-          <w:lang w:bidi="ar-EG"/>
-        </w:rPr>
-      </w:pPr>
-      <w:r>
-        <w:rPr>
-          <w:lang w:bidi="ar-EG"/>
-        </w:rPr>
-        <w:t>Successful deployment into cloud data warehouse</w:t>
-      </w:r>
-    </w:p>
-    <w:p>
-      <w:pPr>
-        <w:pStyle w:val="Heading3"/>
-        <w:rPr>
-          <w:lang w:bidi="ar-EG"/>
-        </w:rPr>
-      </w:pPr>
-      <w:r>
-        <w:rPr>
-          <w:lang w:bidi="ar-EG"/>
-        </w:rPr>
-        <w:t>System KPIs:</w:t>
-      </w:r>
-    </w:p>
-    <w:p>
-      <w:pPr>
-        <w:pStyle w:val="ListParagraph"/>
-        <w:numPr>
-          <w:ilvl w:val="0"/>
-          <w:numId w:val="14"/>
-        </w:numPr>
-        <w:rPr>
-          <w:lang w:bidi="ar-EG"/>
-        </w:rPr>
-      </w:pPr>
-      <w:r>
-        <w:rPr>
-          <w:lang w:bidi="ar-EG"/>
-        </w:rPr>
-        <w:t>Successful batch processing without failures</w:t>
-      </w:r>
-    </w:p>
-    <w:p>
-      <w:pPr>
-        <w:pStyle w:val="ListParagraph"/>
-        <w:numPr>
-          <w:ilvl w:val="0"/>
-          <w:numId w:val="14"/>
-        </w:numPr>
-        <w:rPr>
-          <w:lang w:bidi="ar-EG"/>
-        </w:rPr>
-      </w:pPr>
-      <w:r>
-        <w:rPr>
-          <w:lang w:bidi="ar-EG"/>
-        </w:rPr>
-        <w:t>Proper execution of automated query refresh schedules</w:t>
-      </w:r>
-    </w:p>
-    <w:p>
-      <w:pPr>
-        <w:pStyle w:val="ListParagraph"/>
-        <w:numPr>
-          <w:ilvl w:val="0"/>
-          <w:numId w:val="14"/>
-        </w:numPr>
-        <w:rPr>
-          <w:lang w:bidi="ar-EG"/>
-        </w:rPr>
-      </w:pPr>
-      <w:r>
-        <w:rPr>
-          <w:lang w:bidi="ar-EG"/>
-        </w:rPr>
-        <w:t>Stable performance of data warehouse queries</w:t>
-      </w:r>
-    </w:p>
-    <w:p>
-      <w:pPr>
-        <w:pStyle w:val="Heading3"/>
-        <w:rPr>
-          <w:lang w:bidi="ar-EG"/>
-        </w:rPr>
-      </w:pPr>
-      <w:r>
-        <w:rPr>
-          <w:lang w:bidi="ar-EG"/>
-        </w:rPr>
-        <w:t>Output KPIs:</w:t>
-      </w:r>
-    </w:p>
-    <w:p>
-      <w:pPr>
-        <w:pStyle w:val="ListParagraph"/>
-        <w:numPr>
-          <w:ilvl w:val="0"/>
-          <w:numId w:val="15"/>
-        </w:numPr>
-        <w:rPr>
-          <w:lang w:bidi="ar-EG"/>
-        </w:rPr>
-      </w:pPr>
-      <w:r>
-        <w:rPr>
-          <w:lang w:bidi="ar-EG"/>
-        </w:rPr>
-        <w:t>Clear identification of transport trends and patterns</w:t>
-      </w:r>
-    </w:p>
-    <w:p>
-      <w:pPr>
-        <w:pStyle w:val="ListParagraph"/>
-        <w:numPr>
-          <w:ilvl w:val="0"/>
-          <w:numId w:val="15"/>
-        </w:numPr>
-        <w:rPr>
-          <w:lang w:bidi="ar-EG"/>
-        </w:rPr>
-      </w:pPr>
-      <w:r>
-        <w:rPr>
-          <w:lang w:bidi="ar-EG"/>
-        </w:rPr>
-        <w:t>Accurate analytical results from queries</w:t>
-      </w:r>
-    </w:p>
-    <w:p>
-      <w:pPr>
-        <w:pStyle w:val="ListParagraph"/>
-        <w:numPr>
-          <w:ilvl w:val="0"/>
-          <w:numId w:val="15"/>
-        </w:numPr>
-        <w:rPr>
-          <w:rFonts w:hint="cs"/>
-          <w:lang w:bidi="ar-EG"/>
-        </w:rPr>
-      </w:pPr>
-      <w:r>
-        <w:rPr>
-          <w:lang w:bidi="ar-EG"/>
-        </w:rPr>
-        <w:t>Successful visualization of processed data</w:t>
+        <w:drawing>
+          <wp:inline distT="0" distB="0" distL="0" distR="0" wp14:anchorId="2E7A671C" wp14:editId="5CB8717F">
+            <wp:extent cx="5935980" cy="3337560"/>
+            <wp:effectExtent l="0" t="0" r="7620" b="0"/>
+            <wp:docPr id="5" name="Picture 5"/>
+            <wp:cNvGraphicFramePr>
+              <a:graphicFrameLocks xmlns:a="http://schemas.openxmlformats.org/drawingml/2006/main" noChangeAspect="1"/>
+            </wp:cNvGraphicFramePr>
+            <a:graphic xmlns:a="http://schemas.openxmlformats.org/drawingml/2006/main">
+              <a:graphicData uri="http://schemas.openxmlformats.org/drawingml/2006/picture">
+                <pic:pic xmlns:pic="http://schemas.openxmlformats.org/drawingml/2006/picture">
+                  <pic:nvPicPr>
+                    <pic:cNvPr id="0" name="Picture 5"/>
+                    <pic:cNvPicPr>
+                      <a:picLocks noChangeAspect="1" noChangeArrowheads="1"/>
+                    </pic:cNvPicPr>
+                  </pic:nvPicPr>
+                  <pic:blipFill>
+                    <a:blip r:embed="rId12">
+                      <a:extLst>
+                        <a:ext uri="{28A0092B-C50C-407E-A947-70E740481C1C}">
+                          <a14:useLocalDpi xmlns:a14="http://schemas.microsoft.com/office/drawing/2010/main" val="0"/>
+                        </a:ext>
+                      </a:extLst>
+                    </a:blip>
+                    <a:srcRect/>
+                    <a:stretch>
+                      <a:fillRect/>
+                    </a:stretch>
+                  </pic:blipFill>
+                  <pic:spPr bwMode="auto">
+                    <a:xfrm>
+                      <a:off x="0" y="0"/>
+                      <a:ext cx="5935980" cy="3337560"/>
+                    </a:xfrm>
+                    <a:prstGeom prst="rect">
+                      <a:avLst/>
+                    </a:prstGeom>
+                    <a:noFill/>
+                    <a:ln>
+                      <a:noFill/>
+                    </a:ln>
+                  </pic:spPr>
+                </pic:pic>
+              </a:graphicData>
+            </a:graphic>
+          </wp:inline>
+        </w:drawing>
+      </w:r>
+      <w:r>
+        <w:rPr>
+          <w:noProof/>
+          <w:lang w:bidi="ar-EG"/>
+        </w:rPr>
+        <w:drawing>
+          <wp:inline distT="0" distB="0" distL="0" distR="0" wp14:anchorId="25D79D09" wp14:editId="5C8E8955">
+            <wp:extent cx="5935980" cy="3337560"/>
+            <wp:effectExtent l="0" t="0" r="7620" b="0"/>
+            <wp:docPr id="6" name="Picture 6"/>
+            <wp:cNvGraphicFramePr>
+              <a:graphicFrameLocks xmlns:a="http://schemas.openxmlformats.org/drawingml/2006/main" noChangeAspect="1"/>
+            </wp:cNvGraphicFramePr>
+            <a:graphic xmlns:a="http://schemas.openxmlformats.org/drawingml/2006/main">
+              <a:graphicData uri="http://schemas.openxmlformats.org/drawingml/2006/picture">
+                <pic:pic xmlns:pic="http://schemas.openxmlformats.org/drawingml/2006/picture">
+                  <pic:nvPicPr>
+                    <pic:cNvPr id="0" name="Picture 6"/>
+                    <pic:cNvPicPr>
+                      <a:picLocks noChangeAspect="1" noChangeArrowheads="1"/>
+                    </pic:cNvPicPr>
+                  </pic:nvPicPr>
+                  <pic:blipFill>
+                    <a:blip r:embed="rId13">
+                      <a:extLst>
+                        <a:ext uri="{28A0092B-C50C-407E-A947-70E740481C1C}">
+                          <a14:useLocalDpi xmlns:a14="http://schemas.microsoft.com/office/drawing/2010/main" val="0"/>
+                        </a:ext>
+                      </a:extLst>
+                    </a:blip>
+                    <a:srcRect/>
+                    <a:stretch>
+                      <a:fillRect/>
+                    </a:stretch>
+                  </pic:blipFill>
+                  <pic:spPr bwMode="auto">
+                    <a:xfrm>
+                      <a:off x="0" y="0"/>
+                      <a:ext cx="5935980" cy="3337560"/>
+                    </a:xfrm>
+                    <a:prstGeom prst="rect">
+                      <a:avLst/>
+                    </a:prstGeom>
+                    <a:noFill/>
+                    <a:ln>
+                      <a:noFill/>
+                    </a:ln>
+                  </pic:spPr>
+                </pic:pic>
+              </a:graphicData>
+            </a:graphic>
+          </wp:inline>
+        </w:drawing>
+      </w:r>
+      <w:r>
+        <w:rPr>
+          <w:noProof/>
+          <w:lang w:bidi="ar-EG"/>
+        </w:rPr>
+        <w:lastRenderedPageBreak/>
+        <w:drawing>
+          <wp:inline distT="0" distB="0" distL="0" distR="0" wp14:anchorId="6056F64F" wp14:editId="353A96B3">
+            <wp:extent cx="5935980" cy="3337560"/>
+            <wp:effectExtent l="0" t="0" r="7620" b="0"/>
+            <wp:docPr id="7" name="Picture 7"/>
+            <wp:cNvGraphicFramePr>
+              <a:graphicFrameLocks xmlns:a="http://schemas.openxmlformats.org/drawingml/2006/main" noChangeAspect="1"/>
+            </wp:cNvGraphicFramePr>
+            <a:graphic xmlns:a="http://schemas.openxmlformats.org/drawingml/2006/main">
+              <a:graphicData uri="http://schemas.openxmlformats.org/drawingml/2006/picture">
+                <pic:pic xmlns:pic="http://schemas.openxmlformats.org/drawingml/2006/picture">
+                  <pic:nvPicPr>
+                    <pic:cNvPr id="0" name="Picture 7"/>
+                    <pic:cNvPicPr>
+                      <a:picLocks noChangeAspect="1" noChangeArrowheads="1"/>
+                    </pic:cNvPicPr>
+                  </pic:nvPicPr>
+                  <pic:blipFill>
+                    <a:blip r:embed="rId14">
+                      <a:extLst>
+                        <a:ext uri="{28A0092B-C50C-407E-A947-70E740481C1C}">
+                          <a14:useLocalDpi xmlns:a14="http://schemas.microsoft.com/office/drawing/2010/main" val="0"/>
+                        </a:ext>
+                      </a:extLst>
+                    </a:blip>
+                    <a:srcRect/>
+                    <a:stretch>
+                      <a:fillRect/>
+                    </a:stretch>
+                  </pic:blipFill>
+                  <pic:spPr bwMode="auto">
+                    <a:xfrm>
+                      <a:off x="0" y="0"/>
+                      <a:ext cx="5935980" cy="3337560"/>
+                    </a:xfrm>
+                    <a:prstGeom prst="rect">
+                      <a:avLst/>
+                    </a:prstGeom>
+                    <a:noFill/>
+                    <a:ln>
+                      <a:noFill/>
+                    </a:ln>
+                  </pic:spPr>
+                </pic:pic>
+              </a:graphicData>
+            </a:graphic>
+          </wp:inline>
+        </w:drawing>
+      </w:r>
+      <w:r>
+        <w:rPr>
+          <w:noProof/>
+          <w:lang w:bidi="ar-EG"/>
+        </w:rPr>
+        <w:drawing>
+          <wp:inline distT="0" distB="0" distL="0" distR="0" wp14:anchorId="7B140526" wp14:editId="66F08DEC">
+            <wp:extent cx="5935980" cy="3337560"/>
+            <wp:effectExtent l="0" t="0" r="7620" b="0"/>
+            <wp:docPr id="8" name="Picture 8"/>
+            <wp:cNvGraphicFramePr>
+              <a:graphicFrameLocks xmlns:a="http://schemas.openxmlformats.org/drawingml/2006/main" noChangeAspect="1"/>
+            </wp:cNvGraphicFramePr>
+            <a:graphic xmlns:a="http://schemas.openxmlformats.org/drawingml/2006/main">
+              <a:graphicData uri="http://schemas.openxmlformats.org/drawingml/2006/picture">
+                <pic:pic xmlns:pic="http://schemas.openxmlformats.org/drawingml/2006/picture">
+                  <pic:nvPicPr>
+                    <pic:cNvPr id="0" name="Picture 8"/>
+                    <pic:cNvPicPr>
+                      <a:picLocks noChangeAspect="1" noChangeArrowheads="1"/>
+                    </pic:cNvPicPr>
+                  </pic:nvPicPr>
+                  <pic:blipFill>
+                    <a:blip r:embed="rId15">
+                      <a:extLst>
+                        <a:ext uri="{28A0092B-C50C-407E-A947-70E740481C1C}">
+                          <a14:useLocalDpi xmlns:a14="http://schemas.microsoft.com/office/drawing/2010/main" val="0"/>
+                        </a:ext>
+                      </a:extLst>
+                    </a:blip>
+                    <a:srcRect/>
+                    <a:stretch>
+                      <a:fillRect/>
+                    </a:stretch>
+                  </pic:blipFill>
+                  <pic:spPr bwMode="auto">
+                    <a:xfrm>
+                      <a:off x="0" y="0"/>
+                      <a:ext cx="5935980" cy="3337560"/>
+                    </a:xfrm>
+                    <a:prstGeom prst="rect">
+                      <a:avLst/>
+                    </a:prstGeom>
+                    <a:noFill/>
+                    <a:ln>
+                      <a:noFill/>
+                    </a:ln>
+                  </pic:spPr>
+                </pic:pic>
+              </a:graphicData>
+            </a:graphic>
+          </wp:inline>
+        </w:drawing>
+      </w:r>
+      <w:r>
+        <w:rPr>
+          <w:noProof/>
+          <w:lang w:bidi="ar-EG"/>
+        </w:rPr>
+        <w:lastRenderedPageBreak/>
+        <w:drawing>
+          <wp:inline distT="0" distB="0" distL="0" distR="0" wp14:anchorId="79B18AFA" wp14:editId="1699D401">
+            <wp:extent cx="5935980" cy="3337560"/>
+            <wp:effectExtent l="0" t="0" r="7620" b="0"/>
+            <wp:docPr id="9" name="Picture 9"/>
+            <wp:cNvGraphicFramePr>
+              <a:graphicFrameLocks xmlns:a="http://schemas.openxmlformats.org/drawingml/2006/main" noChangeAspect="1"/>
+            </wp:cNvGraphicFramePr>
+            <a:graphic xmlns:a="http://schemas.openxmlformats.org/drawingml/2006/main">
+              <a:graphicData uri="http://schemas.openxmlformats.org/drawingml/2006/picture">
+                <pic:pic xmlns:pic="http://schemas.openxmlformats.org/drawingml/2006/picture">
+                  <pic:nvPicPr>
+                    <pic:cNvPr id="0" name="Picture 9"/>
+                    <pic:cNvPicPr>
+                      <a:picLocks noChangeAspect="1" noChangeArrowheads="1"/>
+                    </pic:cNvPicPr>
+                  </pic:nvPicPr>
+                  <pic:blipFill>
+                    <a:blip r:embed="rId16">
+                      <a:extLst>
+                        <a:ext uri="{28A0092B-C50C-407E-A947-70E740481C1C}">
+                          <a14:useLocalDpi xmlns:a14="http://schemas.microsoft.com/office/drawing/2010/main" val="0"/>
+                        </a:ext>
+                      </a:extLst>
+                    </a:blip>
+                    <a:srcRect/>
+                    <a:stretch>
+                      <a:fillRect/>
+                    </a:stretch>
+                  </pic:blipFill>
+                  <pic:spPr bwMode="auto">
+                    <a:xfrm>
+                      <a:off x="0" y="0"/>
+                      <a:ext cx="5935980" cy="3337560"/>
+                    </a:xfrm>
+                    <a:prstGeom prst="rect">
+                      <a:avLst/>
+                    </a:prstGeom>
+                    <a:noFill/>
+                    <a:ln>
+                      <a:noFill/>
+                    </a:ln>
+                  </pic:spPr>
+                </pic:pic>
+              </a:graphicData>
+            </a:graphic>
+          </wp:inline>
+        </w:drawing>
+      </w:r>
+      <w:r>
+        <w:rPr>
+          <w:noProof/>
+          <w:lang w:bidi="ar-EG"/>
+        </w:rPr>
+        <w:drawing>
+          <wp:inline distT="0" distB="0" distL="0" distR="0" wp14:anchorId="34009632" wp14:editId="712B3669">
+            <wp:extent cx="5935980" cy="3337560"/>
+            <wp:effectExtent l="0" t="0" r="7620" b="0"/>
+            <wp:docPr id="10" name="Picture 10"/>
+            <wp:cNvGraphicFramePr>
+              <a:graphicFrameLocks xmlns:a="http://schemas.openxmlformats.org/drawingml/2006/main" noChangeAspect="1"/>
+            </wp:cNvGraphicFramePr>
+            <a:graphic xmlns:a="http://schemas.openxmlformats.org/drawingml/2006/main">
+              <a:graphicData uri="http://schemas.openxmlformats.org/drawingml/2006/picture">
+                <pic:pic xmlns:pic="http://schemas.openxmlformats.org/drawingml/2006/picture">
+                  <pic:nvPicPr>
+                    <pic:cNvPr id="0" name="Picture 10"/>
+                    <pic:cNvPicPr>
+                      <a:picLocks noChangeAspect="1" noChangeArrowheads="1"/>
+                    </pic:cNvPicPr>
+                  </pic:nvPicPr>
+                  <pic:blipFill>
+                    <a:blip r:embed="rId17">
+                      <a:extLst>
+                        <a:ext uri="{28A0092B-C50C-407E-A947-70E740481C1C}">
+                          <a14:useLocalDpi xmlns:a14="http://schemas.microsoft.com/office/drawing/2010/main" val="0"/>
+                        </a:ext>
+                      </a:extLst>
+                    </a:blip>
+                    <a:srcRect/>
+                    <a:stretch>
+                      <a:fillRect/>
+                    </a:stretch>
+                  </pic:blipFill>
+                  <pic:spPr bwMode="auto">
+                    <a:xfrm>
+                      <a:off x="0" y="0"/>
+                      <a:ext cx="5935980" cy="3337560"/>
+                    </a:xfrm>
+                    <a:prstGeom prst="rect">
+                      <a:avLst/>
+                    </a:prstGeom>
+                    <a:noFill/>
+                    <a:ln>
+                      <a:noFill/>
+                    </a:ln>
+                  </pic:spPr>
+                </pic:pic>
+              </a:graphicData>
+            </a:graphic>
+          </wp:inline>
+        </w:drawing>
+      </w:r>
+      <w:r>
+        <w:rPr>
+          <w:noProof/>
+          <w:lang w:bidi="ar-EG"/>
+        </w:rPr>
+        <w:lastRenderedPageBreak/>
+        <w:drawing>
+          <wp:inline distT="0" distB="0" distL="0" distR="0" wp14:anchorId="23B9A38B" wp14:editId="48DA9177">
+            <wp:extent cx="5935980" cy="3337560"/>
+            <wp:effectExtent l="0" t="0" r="7620" b="0"/>
+            <wp:docPr id="11" name="Picture 11"/>
+            <wp:cNvGraphicFramePr>
+              <a:graphicFrameLocks xmlns:a="http://schemas.openxmlformats.org/drawingml/2006/main" noChangeAspect="1"/>
+            </wp:cNvGraphicFramePr>
+            <a:graphic xmlns:a="http://schemas.openxmlformats.org/drawingml/2006/main">
+              <a:graphicData uri="http://schemas.openxmlformats.org/drawingml/2006/picture">
+                <pic:pic xmlns:pic="http://schemas.openxmlformats.org/drawingml/2006/picture">
+                  <pic:nvPicPr>
+                    <pic:cNvPr id="0" name="Picture 11"/>
+                    <pic:cNvPicPr>
+                      <a:picLocks noChangeAspect="1" noChangeArrowheads="1"/>
+                    </pic:cNvPicPr>
+                  </pic:nvPicPr>
+                  <pic:blipFill>
+                    <a:blip r:embed="rId18">
+                      <a:extLst>
+                        <a:ext uri="{28A0092B-C50C-407E-A947-70E740481C1C}">
+                          <a14:useLocalDpi xmlns:a14="http://schemas.microsoft.com/office/drawing/2010/main" val="0"/>
+                        </a:ext>
+                      </a:extLst>
+                    </a:blip>
+                    <a:srcRect/>
+                    <a:stretch>
+                      <a:fillRect/>
+                    </a:stretch>
+                  </pic:blipFill>
+                  <pic:spPr bwMode="auto">
+                    <a:xfrm>
+                      <a:off x="0" y="0"/>
+                      <a:ext cx="5935980" cy="3337560"/>
+                    </a:xfrm>
+                    <a:prstGeom prst="rect">
+                      <a:avLst/>
+                    </a:prstGeom>
+                    <a:noFill/>
+                    <a:ln>
+                      <a:noFill/>
+                    </a:ln>
+                  </pic:spPr>
+                </pic:pic>
+              </a:graphicData>
+            </a:graphic>
+          </wp:inline>
+        </w:drawing>
+      </w:r>
+      <w:r>
+        <w:rPr>
+          <w:noProof/>
+          <w:lang w:bidi="ar-EG"/>
+        </w:rPr>
+        <w:drawing>
+          <wp:inline distT="0" distB="0" distL="0" distR="0" wp14:anchorId="149A4D3A" wp14:editId="11B3605B">
+            <wp:extent cx="5935980" cy="3337560"/>
+            <wp:effectExtent l="0" t="0" r="7620" b="0"/>
+            <wp:docPr id="12" name="Picture 12"/>
+            <wp:cNvGraphicFramePr>
+              <a:graphicFrameLocks xmlns:a="http://schemas.openxmlformats.org/drawingml/2006/main" noChangeAspect="1"/>
+            </wp:cNvGraphicFramePr>
+            <a:graphic xmlns:a="http://schemas.openxmlformats.org/drawingml/2006/main">
+              <a:graphicData uri="http://schemas.openxmlformats.org/drawingml/2006/picture">
+                <pic:pic xmlns:pic="http://schemas.openxmlformats.org/drawingml/2006/picture">
+                  <pic:nvPicPr>
+                    <pic:cNvPr id="0" name="Picture 12"/>
+                    <pic:cNvPicPr>
+                      <a:picLocks noChangeAspect="1" noChangeArrowheads="1"/>
+                    </pic:cNvPicPr>
+                  </pic:nvPicPr>
+                  <pic:blipFill>
+                    <a:blip r:embed="rId19">
+                      <a:extLst>
+                        <a:ext uri="{28A0092B-C50C-407E-A947-70E740481C1C}">
+                          <a14:useLocalDpi xmlns:a14="http://schemas.microsoft.com/office/drawing/2010/main" val="0"/>
+                        </a:ext>
+                      </a:extLst>
+                    </a:blip>
+                    <a:srcRect/>
+                    <a:stretch>
+                      <a:fillRect/>
+                    </a:stretch>
+                  </pic:blipFill>
+                  <pic:spPr bwMode="auto">
+                    <a:xfrm>
+                      <a:off x="0" y="0"/>
+                      <a:ext cx="5935980" cy="3337560"/>
+                    </a:xfrm>
+                    <a:prstGeom prst="rect">
+                      <a:avLst/>
+                    </a:prstGeom>
+                    <a:noFill/>
+                    <a:ln>
+                      <a:noFill/>
+                    </a:ln>
+                  </pic:spPr>
+                </pic:pic>
+              </a:graphicData>
+            </a:graphic>
+          </wp:inline>
+        </w:drawing>
+      </w:r>
+      <w:r>
+        <w:rPr>
+          <w:noProof/>
+          <w:lang w:bidi="ar-EG"/>
+        </w:rPr>
+        <w:lastRenderedPageBreak/>
+        <w:drawing>
+          <wp:inline distT="0" distB="0" distL="0" distR="0" wp14:anchorId="55C85BCC" wp14:editId="699906D9">
+            <wp:extent cx="5935980" cy="3337560"/>
+            <wp:effectExtent l="0" t="0" r="7620" b="0"/>
+            <wp:docPr id="13" name="Picture 13"/>
+            <wp:cNvGraphicFramePr>
+              <a:graphicFrameLocks xmlns:a="http://schemas.openxmlformats.org/drawingml/2006/main" noChangeAspect="1"/>
+            </wp:cNvGraphicFramePr>
+            <a:graphic xmlns:a="http://schemas.openxmlformats.org/drawingml/2006/main">
+              <a:graphicData uri="http://schemas.openxmlformats.org/drawingml/2006/picture">
+                <pic:pic xmlns:pic="http://schemas.openxmlformats.org/drawingml/2006/picture">
+                  <pic:nvPicPr>
+                    <pic:cNvPr id="0" name="Picture 13"/>
+                    <pic:cNvPicPr>
+                      <a:picLocks noChangeAspect="1" noChangeArrowheads="1"/>
+                    </pic:cNvPicPr>
+                  </pic:nvPicPr>
+                  <pic:blipFill>
+                    <a:blip r:embed="rId20">
+                      <a:extLst>
+                        <a:ext uri="{28A0092B-C50C-407E-A947-70E740481C1C}">
+                          <a14:useLocalDpi xmlns:a14="http://schemas.microsoft.com/office/drawing/2010/main" val="0"/>
+                        </a:ext>
+                      </a:extLst>
+                    </a:blip>
+                    <a:srcRect/>
+                    <a:stretch>
+                      <a:fillRect/>
+                    </a:stretch>
+                  </pic:blipFill>
+                  <pic:spPr bwMode="auto">
+                    <a:xfrm>
+                      <a:off x="0" y="0"/>
+                      <a:ext cx="5935980" cy="3337560"/>
+                    </a:xfrm>
+                    <a:prstGeom prst="rect">
+                      <a:avLst/>
+                    </a:prstGeom>
+                    <a:noFill/>
+                    <a:ln>
+                      <a:noFill/>
+                    </a:ln>
+                  </pic:spPr>
+                </pic:pic>
+              </a:graphicData>
+            </a:graphic>
+          </wp:inline>
+        </w:drawing>
       </w:r>
     </w:p>
     <w:sectPr>
@@ -2270,7 +2867,7 @@
 </file>
 
 <file path=word/endnotes.xml><?xml version="1.0" encoding="utf-8"?>
-<w:endnotes xmlns:wpc="http://schemas.microsoft.com/office/word/2010/wordprocessingCanvas" xmlns:cx="http://schemas.microsoft.com/office/drawing/2014/chartex" xmlns:cx1="http://schemas.microsoft.com/office/drawing/2015/9/8/chartex" xmlns:cx2="http://schemas.microsoft.com/office/drawing/2015/10/21/chartex" xmlns:cx3="http://schemas.microsoft.com/office/drawing/2016/5/9/chartex" xmlns:cx4="http://schemas.microsoft.com/office/drawing/2016/5/10/chartex" xmlns:cx5="http://schemas.microsoft.com/office/drawing/2016/5/11/chartex" xmlns:cx6="http://schemas.microsoft.com/office/drawing/2016/5/12/chartex" xmlns:cx7="http://schemas.microsoft.com/office/drawing/2016/5/13/chartex" xmlns:cx8="http://schemas.microsoft.com/office/drawing/2016/5/14/chartex" xmlns:mc="http://schemas.openxmlformats.org/markup-compatibility/2006" xmlns:aink="http://schemas.microsoft.com/office/drawing/2016/ink" xmlns:am3d="http://schemas.microsoft.com/office/drawing/2017/model3d" xmlns:o="urn:schemas-microsoft-com:office:office" xmlns:oel="http://schemas.microsoft.com/office/2019/extlst" xmlns:r="http://schemas.openxmlformats.org/officeDocument/2006/relationships" xmlns:m="http://schemas.openxmlformats.org/officeDocument/2006/math" xmlns:v="urn:schemas-microsoft-com:vml" xmlns:wp14="http://schemas.microsoft.com/office/word/2010/wordprocessingDrawing" xmlns:wp="http://schemas.openxmlformats.org/drawingml/2006/wordprocessingDrawing" xmlns:w10="urn:schemas-microsoft-com:office:word" xmlns:w="http://schemas.openxmlformats.org/wordprocessingml/2006/main" xmlns:w14="http://schemas.microsoft.com/office/word/2010/wordml" xmlns:w15="http://schemas.microsoft.com/office/word/2012/wordml" xmlns:w16cex="http://schemas.microsoft.com/office/word/2018/wordml/cex" xmlns:w16cid="http://schemas.microsoft.com/office/word/2016/wordml/cid" xmlns:w16="http://schemas.microsoft.com/office/word/2018/wordml" xmlns:w16du="http://schemas.microsoft.com/office/word/2023/wordml/word16du" xmlns:w16sdtdh="http://schemas.microsoft.com/office/word/2020/wordml/sdtdatahash" xmlns:w16sdtfl="http://schemas.microsoft.com/office/word/2024/wordml/sdtformatlock" xmlns:w16se="http://schemas.microsoft.com/office/word/2015/wordml/symex" xmlns:wpg="http://schemas.microsoft.com/office/word/2010/wordprocessingGroup" xmlns:wpi="http://schemas.microsoft.com/office/word/2010/wordprocessingInk" xmlns:wne="http://schemas.microsoft.com/office/word/2006/wordml" xmlns:wps="http://schemas.microsoft.com/office/word/2010/wordprocessingShape" mc:Ignorable="w14 w15 w16se w16cid w16 w16cex w16sdtdh w16sdtfl w16du wp14">
+<w:endnotes xmlns:wpc="http://schemas.microsoft.com/office/word/2010/wordprocessingCanvas" xmlns:cx="http://schemas.microsoft.com/office/drawing/2014/chartex" xmlns:cx1="http://schemas.microsoft.com/office/drawing/2015/9/8/chartex" xmlns:cx2="http://schemas.microsoft.com/office/drawing/2015/10/21/chartex" xmlns:cx3="http://schemas.microsoft.com/office/drawing/2016/5/9/chartex" xmlns:cx4="http://schemas.microsoft.com/office/drawing/2016/5/10/chartex" xmlns:cx5="http://schemas.microsoft.com/office/drawing/2016/5/11/chartex" xmlns:cx6="http://schemas.microsoft.com/office/drawing/2016/5/12/chartex" xmlns:cx7="http://schemas.microsoft.com/office/drawing/2016/5/13/chartex" xmlns:cx8="http://schemas.microsoft.com/office/drawing/2016/5/14/chartex" xmlns:mc="http://schemas.openxmlformats.org/markup-compatibility/2006" xmlns:aink="http://schemas.microsoft.com/office/drawing/2016/ink" xmlns:am3d="http://schemas.microsoft.com/office/drawing/2017/model3d" xmlns:o="urn:schemas-microsoft-com:office:office" xmlns:r="http://schemas.openxmlformats.org/officeDocument/2006/relationships" xmlns:m="http://schemas.openxmlformats.org/officeDocument/2006/math" xmlns:v="urn:schemas-microsoft-com:vml" xmlns:wp14="http://schemas.microsoft.com/office/word/2010/wordprocessingDrawing" xmlns:wp="http://schemas.openxmlformats.org/drawingml/2006/wordprocessingDrawing" xmlns:w10="urn:schemas-microsoft-com:office:word" xmlns:w="http://schemas.openxmlformats.org/wordprocessingml/2006/main" xmlns:w14="http://schemas.microsoft.com/office/word/2010/wordml" xmlns:w15="http://schemas.microsoft.com/office/word/2012/wordml" xmlns:w16cex="http://schemas.microsoft.com/office/word/2018/wordml/cex" xmlns:w16cid="http://schemas.microsoft.com/office/word/2016/wordml/cid" xmlns:w16="http://schemas.microsoft.com/office/word/2018/wordml" xmlns:w16sdtdh="http://schemas.microsoft.com/office/word/2020/wordml/sdtdatahash" xmlns:w16se="http://schemas.microsoft.com/office/word/2015/wordml/symex" xmlns:wpg="http://schemas.microsoft.com/office/word/2010/wordprocessingGroup" xmlns:wpi="http://schemas.microsoft.com/office/word/2010/wordprocessingInk" xmlns:wne="http://schemas.microsoft.com/office/word/2006/wordml" xmlns:wps="http://schemas.microsoft.com/office/word/2010/wordprocessingShape" mc:Ignorable="w14 w15 w16se w16cid w16 w16cex w16sdtdh wp14">
   <w:endnote w:type="separator" w:id="-1">
     <w:p>
       <w:pPr>
@@ -2295,7 +2892,7 @@
 </file>
 
 <file path=word/footnotes.xml><?xml version="1.0" encoding="utf-8"?>
-<w:footnotes xmlns:wpc="http://schemas.microsoft.com/office/word/2010/wordprocessingCanvas" xmlns:cx="http://schemas.microsoft.com/office/drawing/2014/chartex" xmlns:cx1="http://schemas.microsoft.com/office/drawing/2015/9/8/chartex" xmlns:cx2="http://schemas.microsoft.com/office/drawing/2015/10/21/chartex" xmlns:cx3="http://schemas.microsoft.com/office/drawing/2016/5/9/chartex" xmlns:cx4="http://schemas.microsoft.com/office/drawing/2016/5/10/chartex" xmlns:cx5="http://schemas.microsoft.com/office/drawing/2016/5/11/chartex" xmlns:cx6="http://schemas.microsoft.com/office/drawing/2016/5/12/chartex" xmlns:cx7="http://schemas.microsoft.com/office/drawing/2016/5/13/chartex" xmlns:cx8="http://schemas.microsoft.com/office/drawing/2016/5/14/chartex" xmlns:mc="http://schemas.openxmlformats.org/markup-compatibility/2006" xmlns:aink="http://schemas.microsoft.com/office/drawing/2016/ink" xmlns:am3d="http://schemas.microsoft.com/office/drawing/2017/model3d" xmlns:o="urn:schemas-microsoft-com:office:office" xmlns:oel="http://schemas.microsoft.com/office/2019/extlst" xmlns:r="http://schemas.openxmlformats.org/officeDocument/2006/relationships" xmlns:m="http://schemas.openxmlformats.org/officeDocument/2006/math" xmlns:v="urn:schemas-microsoft-com:vml" xmlns:wp14="http://schemas.microsoft.com/office/word/2010/wordprocessingDrawing" xmlns:wp="http://schemas.openxmlformats.org/drawingml/2006/wordprocessingDrawing" xmlns:w10="urn:schemas-microsoft-com:office:word" xmlns:w="http://schemas.openxmlformats.org/wordprocessingml/2006/main" xmlns:w14="http://schemas.microsoft.com/office/word/2010/wordml" xmlns:w15="http://schemas.microsoft.com/office/word/2012/wordml" xmlns:w16cex="http://schemas.microsoft.com/office/word/2018/wordml/cex" xmlns:w16cid="http://schemas.microsoft.com/office/word/2016/wordml/cid" xmlns:w16="http://schemas.microsoft.com/office/word/2018/wordml" xmlns:w16du="http://schemas.microsoft.com/office/word/2023/wordml/word16du" xmlns:w16sdtdh="http://schemas.microsoft.com/office/word/2020/wordml/sdtdatahash" xmlns:w16sdtfl="http://schemas.microsoft.com/office/word/2024/wordml/sdtformatlock" xmlns:w16se="http://schemas.microsoft.com/office/word/2015/wordml/symex" xmlns:wpg="http://schemas.microsoft.com/office/word/2010/wordprocessingGroup" xmlns:wpi="http://schemas.microsoft.com/office/word/2010/wordprocessingInk" xmlns:wne="http://schemas.microsoft.com/office/word/2006/wordml" xmlns:wps="http://schemas.microsoft.com/office/word/2010/wordprocessingShape" mc:Ignorable="w14 w15 w16se w16cid w16 w16cex w16sdtdh w16sdtfl w16du wp14">
+<w:footnotes xmlns:wpc="http://schemas.microsoft.com/office/word/2010/wordprocessingCanvas" xmlns:cx="http://schemas.microsoft.com/office/drawing/2014/chartex" xmlns:cx1="http://schemas.microsoft.com/office/drawing/2015/9/8/chartex" xmlns:cx2="http://schemas.microsoft.com/office/drawing/2015/10/21/chartex" xmlns:cx3="http://schemas.microsoft.com/office/drawing/2016/5/9/chartex" xmlns:cx4="http://schemas.microsoft.com/office/drawing/2016/5/10/chartex" xmlns:cx5="http://schemas.microsoft.com/office/drawing/2016/5/11/chartex" xmlns:cx6="http://schemas.microsoft.com/office/drawing/2016/5/12/chartex" xmlns:cx7="http://schemas.microsoft.com/office/drawing/2016/5/13/chartex" xmlns:cx8="http://schemas.microsoft.com/office/drawing/2016/5/14/chartex" xmlns:mc="http://schemas.openxmlformats.org/markup-compatibility/2006" xmlns:aink="http://schemas.microsoft.com/office/drawing/2016/ink" xmlns:am3d="http://schemas.microsoft.com/office/drawing/2017/model3d" xmlns:o="urn:schemas-microsoft-com:office:office" xmlns:r="http://schemas.openxmlformats.org/officeDocument/2006/relationships" xmlns:m="http://schemas.openxmlformats.org/officeDocument/2006/math" xmlns:v="urn:schemas-microsoft-com:vml" xmlns:wp14="http://schemas.microsoft.com/office/word/2010/wordprocessingDrawing" xmlns:wp="http://schemas.openxmlformats.org/drawingml/2006/wordprocessingDrawing" xmlns:w10="urn:schemas-microsoft-com:office:word" xmlns:w="http://schemas.openxmlformats.org/wordprocessingml/2006/main" xmlns:w14="http://schemas.microsoft.com/office/word/2010/wordml" xmlns:w15="http://schemas.microsoft.com/office/word/2012/wordml" xmlns:w16cex="http://schemas.microsoft.com/office/word/2018/wordml/cex" xmlns:w16cid="http://schemas.microsoft.com/office/word/2016/wordml/cid" xmlns:w16="http://schemas.microsoft.com/office/word/2018/wordml" xmlns:w16sdtdh="http://schemas.microsoft.com/office/word/2020/wordml/sdtdatahash" xmlns:w16se="http://schemas.microsoft.com/office/word/2015/wordml/symex" xmlns:wpg="http://schemas.microsoft.com/office/word/2010/wordprocessingGroup" xmlns:wpi="http://schemas.microsoft.com/office/word/2010/wordprocessingInk" xmlns:wne="http://schemas.microsoft.com/office/word/2006/wordml" xmlns:wps="http://schemas.microsoft.com/office/word/2010/wordprocessingShape" mc:Ignorable="w14 w15 w16se w16cid w16 w16cex w16sdtdh wp14">
   <w:footnote w:type="separator" w:id="-1">
     <w:p>
       <w:pPr>
@@ -2320,7 +2917,7 @@
 </file>
 
 <file path=word/numbering.xml><?xml version="1.0" encoding="utf-8"?>
-<w:numbering xmlns:wpc="http://schemas.microsoft.com/office/word/2010/wordprocessingCanvas" xmlns:cx="http://schemas.microsoft.com/office/drawing/2014/chartex" xmlns:cx1="http://schemas.microsoft.com/office/drawing/2015/9/8/chartex" xmlns:cx2="http://schemas.microsoft.com/office/drawing/2015/10/21/chartex" xmlns:cx3="http://schemas.microsoft.com/office/drawing/2016/5/9/chartex" xmlns:cx4="http://schemas.microsoft.com/office/drawing/2016/5/10/chartex" xmlns:cx5="http://schemas.microsoft.com/office/drawing/2016/5/11/chartex" xmlns:cx6="http://schemas.microsoft.com/office/drawing/2016/5/12/chartex" xmlns:cx7="http://schemas.microsoft.com/office/drawing/2016/5/13/chartex" xmlns:cx8="http://schemas.microsoft.com/office/drawing/2016/5/14/chartex" xmlns:mc="http://schemas.openxmlformats.org/markup-compatibility/2006" xmlns:aink="http://schemas.microsoft.com/office/drawing/2016/ink" xmlns:am3d="http://schemas.microsoft.com/office/drawing/2017/model3d" xmlns:o="urn:schemas-microsoft-com:office:office" xmlns:oel="http://schemas.microsoft.com/office/2019/extlst" xmlns:r="http://schemas.openxmlformats.org/officeDocument/2006/relationships" xmlns:m="http://schemas.openxmlformats.org/officeDocument/2006/math" xmlns:v="urn:schemas-microsoft-com:vml" xmlns:wp14="http://schemas.microsoft.com/office/word/2010/wordprocessingDrawing" xmlns:wp="http://schemas.openxmlformats.org/drawingml/2006/wordprocessingDrawing" xmlns:w10="urn:schemas-microsoft-com:office:word" xmlns:w="http://schemas.openxmlformats.org/wordprocessingml/2006/main" xmlns:w14="http://schemas.microsoft.com/office/word/2010/wordml" xmlns:w15="http://schemas.microsoft.com/office/word/2012/wordml" xmlns:w16cex="http://schemas.microsoft.com/office/word/2018/wordml/cex" xmlns:w16cid="http://schemas.microsoft.com/office/word/2016/wordml/cid" xmlns:w16="http://schemas.microsoft.com/office/word/2018/wordml" xmlns:w16du="http://schemas.microsoft.com/office/word/2023/wordml/word16du" xmlns:w16sdtdh="http://schemas.microsoft.com/office/word/2020/wordml/sdtdatahash" xmlns:w16sdtfl="http://schemas.microsoft.com/office/word/2024/wordml/sdtformatlock" xmlns:w16se="http://schemas.microsoft.com/office/word/2015/wordml/symex" xmlns:wpg="http://schemas.microsoft.com/office/word/2010/wordprocessingGroup" xmlns:wpi="http://schemas.microsoft.com/office/word/2010/wordprocessingInk" xmlns:wne="http://schemas.microsoft.com/office/word/2006/wordml" xmlns:wps="http://schemas.microsoft.com/office/word/2010/wordprocessingShape" mc:Ignorable="w14 w15 w16se w16cid w16 w16cex w16sdtdh w16sdtfl w16du wp14">
+<w:numbering xmlns:wpc="http://schemas.microsoft.com/office/word/2010/wordprocessingCanvas" xmlns:cx="http://schemas.microsoft.com/office/drawing/2014/chartex" xmlns:cx1="http://schemas.microsoft.com/office/drawing/2015/9/8/chartex" xmlns:cx2="http://schemas.microsoft.com/office/drawing/2015/10/21/chartex" xmlns:cx3="http://schemas.microsoft.com/office/drawing/2016/5/9/chartex" xmlns:cx4="http://schemas.microsoft.com/office/drawing/2016/5/10/chartex" xmlns:cx5="http://schemas.microsoft.com/office/drawing/2016/5/11/chartex" xmlns:cx6="http://schemas.microsoft.com/office/drawing/2016/5/12/chartex" xmlns:cx7="http://schemas.microsoft.com/office/drawing/2016/5/13/chartex" xmlns:cx8="http://schemas.microsoft.com/office/drawing/2016/5/14/chartex" xmlns:mc="http://schemas.openxmlformats.org/markup-compatibility/2006" xmlns:aink="http://schemas.microsoft.com/office/drawing/2016/ink" xmlns:am3d="http://schemas.microsoft.com/office/drawing/2017/model3d" xmlns:o="urn:schemas-microsoft-com:office:office" xmlns:r="http://schemas.openxmlformats.org/officeDocument/2006/relationships" xmlns:m="http://schemas.openxmlformats.org/officeDocument/2006/math" xmlns:v="urn:schemas-microsoft-com:vml" xmlns:wp14="http://schemas.microsoft.com/office/word/2010/wordprocessingDrawing" xmlns:wp="http://schemas.openxmlformats.org/drawingml/2006/wordprocessingDrawing" xmlns:w10="urn:schemas-microsoft-com:office:word" xmlns:w="http://schemas.openxmlformats.org/wordprocessingml/2006/main" xmlns:w14="http://schemas.microsoft.com/office/word/2010/wordml" xmlns:w15="http://schemas.microsoft.com/office/word/2012/wordml" xmlns:w16cex="http://schemas.microsoft.com/office/word/2018/wordml/cex" xmlns:w16cid="http://schemas.microsoft.com/office/word/2016/wordml/cid" xmlns:w16="http://schemas.microsoft.com/office/word/2018/wordml" xmlns:w16sdtdh="http://schemas.microsoft.com/office/word/2020/wordml/sdtdatahash" xmlns:w16se="http://schemas.microsoft.com/office/word/2015/wordml/symex" xmlns:wpg="http://schemas.microsoft.com/office/word/2010/wordprocessingGroup" xmlns:wpi="http://schemas.microsoft.com/office/word/2010/wordprocessingInk" xmlns:wne="http://schemas.microsoft.com/office/word/2006/wordml" xmlns:wps="http://schemas.microsoft.com/office/word/2010/wordprocessingShape" mc:Ignorable="w14 w15 w16se w16cid w16 w16cex w16sdtdh wp14">
   <w:abstractNum w:abstractNumId="0" w15:restartNumberingAfterBreak="0">
     <w:nsid w:val="0D9A6E34"/>
     <w:multiLevelType w:val="hybridMultilevel"/>
@@ -3965,56 +4562,56 @@
       </w:rPr>
     </w:lvl>
   </w:abstractNum>
-  <w:num w:numId="1" w16cid:durableId="1099569696">
+  <w:num w:numId="1">
     <w:abstractNumId w:val="11"/>
   </w:num>
-  <w:num w:numId="2" w16cid:durableId="1429234129">
+  <w:num w:numId="2">
     <w:abstractNumId w:val="8"/>
   </w:num>
-  <w:num w:numId="3" w16cid:durableId="340855939">
+  <w:num w:numId="3">
     <w:abstractNumId w:val="5"/>
   </w:num>
-  <w:num w:numId="4" w16cid:durableId="900406809">
+  <w:num w:numId="4">
     <w:abstractNumId w:val="12"/>
   </w:num>
-  <w:num w:numId="5" w16cid:durableId="1237326653">
+  <w:num w:numId="5">
     <w:abstractNumId w:val="2"/>
   </w:num>
-  <w:num w:numId="6" w16cid:durableId="1498380536">
+  <w:num w:numId="6">
     <w:abstractNumId w:val="0"/>
   </w:num>
-  <w:num w:numId="7" w16cid:durableId="2132282928">
+  <w:num w:numId="7">
     <w:abstractNumId w:val="14"/>
   </w:num>
-  <w:num w:numId="8" w16cid:durableId="1677343657">
+  <w:num w:numId="8">
     <w:abstractNumId w:val="1"/>
   </w:num>
-  <w:num w:numId="9" w16cid:durableId="798259808">
+  <w:num w:numId="9">
     <w:abstractNumId w:val="3"/>
   </w:num>
-  <w:num w:numId="10" w16cid:durableId="47464350">
+  <w:num w:numId="10">
     <w:abstractNumId w:val="7"/>
   </w:num>
-  <w:num w:numId="11" w16cid:durableId="524638491">
+  <w:num w:numId="11">
     <w:abstractNumId w:val="9"/>
   </w:num>
-  <w:num w:numId="12" w16cid:durableId="2030402212">
+  <w:num w:numId="12">
     <w:abstractNumId w:val="6"/>
   </w:num>
-  <w:num w:numId="13" w16cid:durableId="2068264433">
+  <w:num w:numId="13">
     <w:abstractNumId w:val="4"/>
   </w:num>
-  <w:num w:numId="14" w16cid:durableId="874654388">
+  <w:num w:numId="14">
     <w:abstractNumId w:val="10"/>
   </w:num>
-  <w:num w:numId="15" w16cid:durableId="361169619">
+  <w:num w:numId="15">
     <w:abstractNumId w:val="13"/>
   </w:num>
 </w:numbering>
 </file>
 
 <file path=word/styles.xml><?xml version="1.0" encoding="utf-8"?>
-<w:styles xmlns:mc="http://schemas.openxmlformats.org/markup-compatibility/2006" xmlns:r="http://schemas.openxmlformats.org/officeDocument/2006/relationships" xmlns:w="http://schemas.openxmlformats.org/wordprocessingml/2006/main" xmlns:w14="http://schemas.microsoft.com/office/word/2010/wordml" xmlns:w15="http://schemas.microsoft.com/office/word/2012/wordml" xmlns:w16cex="http://schemas.microsoft.com/office/word/2018/wordml/cex" xmlns:w16cid="http://schemas.microsoft.com/office/word/2016/wordml/cid" xmlns:w16="http://schemas.microsoft.com/office/word/2018/wordml" xmlns:w16du="http://schemas.microsoft.com/office/word/2023/wordml/word16du" xmlns:w16sdtdh="http://schemas.microsoft.com/office/word/2020/wordml/sdtdatahash" xmlns:w16sdtfl="http://schemas.microsoft.com/office/word/2024/wordml/sdtformatlock" xmlns:w16se="http://schemas.microsoft.com/office/word/2015/wordml/symex" mc:Ignorable="w14 w15 w16se w16cid w16 w16cex w16sdtdh w16sdtfl w16du">
+<w:styles xmlns:mc="http://schemas.openxmlformats.org/markup-compatibility/2006" xmlns:r="http://schemas.openxmlformats.org/officeDocument/2006/relationships" xmlns:w="http://schemas.openxmlformats.org/wordprocessingml/2006/main" xmlns:w14="http://schemas.microsoft.com/office/word/2010/wordml" xmlns:w15="http://schemas.microsoft.com/office/word/2012/wordml" xmlns:w16cex="http://schemas.microsoft.com/office/word/2018/wordml/cex" xmlns:w16cid="http://schemas.microsoft.com/office/word/2016/wordml/cid" xmlns:w16="http://schemas.microsoft.com/office/word/2018/wordml" xmlns:w16sdtdh="http://schemas.microsoft.com/office/word/2020/wordml/sdtdatahash" xmlns:w16se="http://schemas.microsoft.com/office/word/2015/wordml/symex" mc:Ignorable="w14 w15 w16se w16cid w16 w16cex w16sdtdh">
   <w:docDefaults>
     <w:rPrDefault>
       <w:rPr>
@@ -4614,6 +5211,7 @@
   <w:style w:type="character" w:default="1" w:styleId="DefaultParagraphFont">
     <w:name w:val="Default Paragraph Font"/>
     <w:uiPriority w:val="1"/>
+    <w:semiHidden/>
     <w:unhideWhenUsed/>
   </w:style>
   <w:style w:type="table" w:default="1" w:styleId="TableNormal">
